--- a/docx/06-enrutamiento-estatico/boletin-U06-inicial-resuelto.docx
+++ b/docx/06-enrutamiento-estatico/boletin-U06-inicial-resuelto.docx
@@ -15,6 +15,9 @@
             <w:pStyle w:val="TOCHeading"/>
           </w:pPr>
           <w:r>
+            <w:rPr>
+              <w:lang w:val="es-ES"/>
+            </w:rPr>
             <w:t xml:space="preserve">Table of Contents</w:t>
           </w:r>
         </w:p>
@@ -34,6 +37,9 @@
         <w:pStyle w:val="Heading1"/>
       </w:pPr>
       <w:r>
+        <w:rPr>
+          <w:lang w:val="es-ES"/>
+        </w:rPr>
         <w:t xml:space="preserve">Boletín UD6 — Inicial (Resuelto)</w:t>
       </w:r>
     </w:p>
@@ -44,6 +50,9 @@
         <w:pStyle w:val="Heading1"/>
       </w:pPr>
       <w:r>
+        <w:rPr>
+          <w:lang w:val="es-ES"/>
+        </w:rPr>
         <w:t xml:space="preserve">✅ Boletín UD6 — Inicial (Resuelto)</w:t>
       </w:r>
     </w:p>
@@ -60,6 +69,9 @@
         <w:pStyle w:val="Heading2"/>
       </w:pPr>
       <w:r>
+        <w:rPr>
+          <w:lang w:val="es-ES"/>
+        </w:rPr>
         <w:t xml:space="preserve">1. Componentes del router</w:t>
       </w:r>
     </w:p>
@@ -68,24 +80,45 @@
         <w:pStyle w:val="FirstParagraph"/>
       </w:pPr>
       <w:r>
+        <w:rPr>
+          <w:lang w:val="es-ES"/>
+        </w:rPr>
         <w:t xml:space="preserve">1 → b (RAM: configuración activa, tabla de rutas)</w:t>
       </w:r>
       <w:r>
-        <w:t xml:space="preserve"> </w:t>
-      </w:r>
-      <w:r>
+        <w:rPr>
+          <w:lang w:val="es-ES"/>
+        </w:rPr>
+        <w:t xml:space="preserve"> </w:t>
+      </w:r>
+      <w:r>
+        <w:rPr>
+          <w:lang w:val="es-ES"/>
+        </w:rPr>
         <w:t xml:space="preserve">2 → c (NVRAM: startup-config)</w:t>
       </w:r>
       <w:r>
-        <w:t xml:space="preserve"> </w:t>
-      </w:r>
-      <w:r>
+        <w:rPr>
+          <w:lang w:val="es-ES"/>
+        </w:rPr>
+        <w:t xml:space="preserve"> </w:t>
+      </w:r>
+      <w:r>
+        <w:rPr>
+          <w:lang w:val="es-ES"/>
+        </w:rPr>
         <w:t xml:space="preserve">3 → a (Flash: IOS)</w:t>
       </w:r>
       <w:r>
-        <w:t xml:space="preserve"> </w:t>
-      </w:r>
-      <w:r>
+        <w:rPr>
+          <w:lang w:val="es-ES"/>
+        </w:rPr>
+        <w:t xml:space="preserve"> </w:t>
+      </w:r>
+      <w:r>
+        <w:rPr>
+          <w:lang w:val="es-ES"/>
+        </w:rPr>
         <w:t xml:space="preserve">4 → d (ROM: ROMMON)</w:t>
       </w:r>
     </w:p>
@@ -96,6 +129,9 @@
         <w:pStyle w:val="Heading2"/>
       </w:pPr>
       <w:r>
+        <w:rPr>
+          <w:lang w:val="es-ES"/>
+        </w:rPr>
         <w:t xml:space="preserve">2. Verdadero o falso</w:t>
       </w:r>
     </w:p>
@@ -111,25 +147,39 @@
         <w:rPr>
           <w:b/>
           <w:bCs/>
+          <w:lang w:val="es-ES"/>
         </w:rPr>
         <w:t xml:space="preserve">Verdadero.</w:t>
       </w:r>
       <w:r>
-        <w:t xml:space="preserve"> </w:t>
-      </w:r>
-      <w:r>
+        <w:rPr>
+          <w:lang w:val="es-ES"/>
+        </w:rPr>
+        <w:t xml:space="preserve"> </w:t>
+      </w:r>
+      <w:r>
+        <w:rPr>
+          <w:lang w:val="es-ES"/>
+        </w:rPr>
         <w:t xml:space="preserve">Las rutas estáticas se configuran con</w:t>
       </w:r>
       <w:r>
+        <w:rPr>
+          <w:lang w:val="es-ES"/>
+        </w:rPr>
         <w:t xml:space="preserve"> </w:t>
       </w:r>
       <w:r>
         <w:rPr>
           <w:rStyle w:val="VerbatimChar"/>
+          <w:lang w:val="es-ES"/>
         </w:rPr>
         <w:t xml:space="preserve">ip route</w:t>
       </w:r>
       <w:r>
+        <w:rPr>
+          <w:lang w:val="es-ES"/>
+        </w:rPr>
         <w:t xml:space="preserve">.</w:t>
       </w:r>
     </w:p>
@@ -145,13 +195,20 @@
         <w:rPr>
           <w:b/>
           <w:bCs/>
+          <w:lang w:val="es-ES"/>
         </w:rPr>
         <w:t xml:space="preserve">Verdadero.</w:t>
       </w:r>
       <w:r>
-        <w:t xml:space="preserve"> </w:t>
-      </w:r>
-      <w:r>
+        <w:rPr>
+          <w:lang w:val="es-ES"/>
+        </w:rPr>
+        <w:t xml:space="preserve"> </w:t>
+      </w:r>
+      <w:r>
+        <w:rPr>
+          <w:lang w:val="es-ES"/>
+        </w:rPr>
         <w:t xml:space="preserve">0.0.0.0/0 es la ruta de último recurso.</w:t>
       </w:r>
     </w:p>
@@ -167,13 +224,20 @@
         <w:rPr>
           <w:b/>
           <w:bCs/>
+          <w:lang w:val="es-ES"/>
         </w:rPr>
         <w:t xml:space="preserve">Falso.</w:t>
       </w:r>
       <w:r>
-        <w:t xml:space="preserve"> </w:t>
-      </w:r>
-      <w:r>
+        <w:rPr>
+          <w:lang w:val="es-ES"/>
+        </w:rPr>
+        <w:t xml:space="preserve"> </w:t>
+      </w:r>
+      <w:r>
+        <w:rPr>
+          <w:lang w:val="es-ES"/>
+        </w:rPr>
         <w:t xml:space="preserve">Si el next-hop es inalcanzable, la ruta NO se instala en la tabla de rutas (aunque la tengas escrita en la config).</w:t>
       </w:r>
     </w:p>
@@ -189,13 +253,20 @@
         <w:rPr>
           <w:b/>
           <w:bCs/>
+          <w:lang w:val="es-ES"/>
         </w:rPr>
         <w:t xml:space="preserve">Verdadero.</w:t>
       </w:r>
       <w:r>
-        <w:t xml:space="preserve"> </w:t>
-      </w:r>
-      <w:r>
+        <w:rPr>
+          <w:lang w:val="es-ES"/>
+        </w:rPr>
+        <w:t xml:space="preserve"> </w:t>
+      </w:r>
+      <w:r>
+        <w:rPr>
+          <w:lang w:val="es-ES"/>
+        </w:rPr>
         <w:t xml:space="preserve">Las rutas estáticas tienen AD 1 y métrica 0.</w:t>
       </w:r>
     </w:p>
@@ -211,22 +282,33 @@
         <w:rPr>
           <w:b/>
           <w:bCs/>
+          <w:lang w:val="es-ES"/>
         </w:rPr>
         <w:t xml:space="preserve">Verdadero.</w:t>
       </w:r>
       <w:r>
+        <w:rPr>
+          <w:lang w:val="es-ES"/>
+        </w:rPr>
         <w:t xml:space="preserve"> </w:t>
       </w:r>
       <w:r>
         <w:rPr>
           <w:rStyle w:val="VerbatimChar"/>
+          <w:lang w:val="es-ES"/>
         </w:rPr>
         <w:t xml:space="preserve">show ip route</w:t>
       </w:r>
       <w:r>
-        <w:t xml:space="preserve"> </w:t>
-      </w:r>
-      <w:r>
+        <w:rPr>
+          <w:lang w:val="es-ES"/>
+        </w:rPr>
+        <w:t xml:space="preserve"> </w:t>
+      </w:r>
+      <w:r>
+        <w:rPr>
+          <w:lang w:val="es-ES"/>
+        </w:rPr>
         <w:t xml:space="preserve">muestra las rutas del router.</w:t>
       </w:r>
     </w:p>
@@ -237,6 +319,9 @@
         <w:pStyle w:val="Heading2"/>
       </w:pPr>
       <w:r>
+        <w:rPr>
+          <w:lang w:val="es-ES"/>
+        </w:rPr>
         <w:t xml:space="preserve">3. ¿Qué comando?</w:t>
       </w:r>
     </w:p>
@@ -245,72 +330,121 @@
         <w:pStyle w:val="FirstParagraph"/>
       </w:pPr>
       <w:r>
+        <w:rPr>
+          <w:lang w:val="es-ES"/>
+        </w:rPr>
         <w:t xml:space="preserve">1 → c (</w:t>
       </w:r>
       <w:r>
         <w:rPr>
           <w:rStyle w:val="VerbatimChar"/>
+          <w:lang w:val="es-ES"/>
         </w:rPr>
         <w:t xml:space="preserve">ip route 0.0.0.0 0.0.0.0</w:t>
       </w:r>
       <w:r>
-        <w:t xml:space="preserve"> </w:t>
-      </w:r>
-      <w:r>
+        <w:rPr>
+          <w:lang w:val="es-ES"/>
+        </w:rPr>
+        <w:t xml:space="preserve"> </w:t>
+      </w:r>
+      <w:r>
+        <w:rPr>
+          <w:lang w:val="es-ES"/>
+        </w:rPr>
         <w:t xml:space="preserve">= ruta por defecto)</w:t>
       </w:r>
       <w:r>
-        <w:t xml:space="preserve"> </w:t>
-      </w:r>
-      <w:r>
+        <w:rPr>
+          <w:lang w:val="es-ES"/>
+        </w:rPr>
+        <w:t xml:space="preserve"> </w:t>
+      </w:r>
+      <w:r>
+        <w:rPr>
+          <w:lang w:val="es-ES"/>
+        </w:rPr>
         <w:t xml:space="preserve">2 → b (</w:t>
       </w:r>
       <w:r>
         <w:rPr>
           <w:rStyle w:val="VerbatimChar"/>
+          <w:lang w:val="es-ES"/>
         </w:rPr>
         <w:t xml:space="preserve">show ip route</w:t>
       </w:r>
       <w:r>
-        <w:t xml:space="preserve"> </w:t>
-      </w:r>
-      <w:r>
+        <w:rPr>
+          <w:lang w:val="es-ES"/>
+        </w:rPr>
+        <w:t xml:space="preserve"> </w:t>
+      </w:r>
+      <w:r>
+        <w:rPr>
+          <w:lang w:val="es-ES"/>
+        </w:rPr>
         <w:t xml:space="preserve">= tabla de rutas)</w:t>
       </w:r>
       <w:r>
-        <w:t xml:space="preserve"> </w:t>
-      </w:r>
-      <w:r>
+        <w:rPr>
+          <w:lang w:val="es-ES"/>
+        </w:rPr>
+        <w:t xml:space="preserve"> </w:t>
+      </w:r>
+      <w:r>
+        <w:rPr>
+          <w:lang w:val="es-ES"/>
+        </w:rPr>
         <w:t xml:space="preserve">3 → a (</w:t>
       </w:r>
       <w:r>
         <w:rPr>
           <w:rStyle w:val="VerbatimChar"/>
+          <w:lang w:val="es-ES"/>
         </w:rPr>
         <w:t xml:space="preserve">show ip interface brief</w:t>
       </w:r>
       <w:r>
-        <w:t xml:space="preserve"> </w:t>
-      </w:r>
-      <w:r>
+        <w:rPr>
+          <w:lang w:val="es-ES"/>
+        </w:rPr>
+        <w:t xml:space="preserve"> </w:t>
+      </w:r>
+      <w:r>
+        <w:rPr>
+          <w:lang w:val="es-ES"/>
+        </w:rPr>
         <w:t xml:space="preserve">= estado de interfaces)</w:t>
       </w:r>
       <w:r>
-        <w:t xml:space="preserve"> </w:t>
-      </w:r>
-      <w:r>
+        <w:rPr>
+          <w:lang w:val="es-ES"/>
+        </w:rPr>
+        <w:t xml:space="preserve"> </w:t>
+      </w:r>
+      <w:r>
+        <w:rPr>
+          <w:lang w:val="es-ES"/>
+        </w:rPr>
         <w:t xml:space="preserve">4 → d (</w:t>
       </w:r>
       <w:r>
         <w:rPr>
           <w:rStyle w:val="VerbatimChar"/>
+          <w:lang w:val="es-ES"/>
         </w:rPr>
         <w:t xml:space="preserve">ip route</w:t>
       </w:r>
       <w:r>
-        <w:t xml:space="preserve"> </w:t>
-      </w:r>
-      <w:r>
+        <w:rPr>
+          <w:lang w:val="es-ES"/>
+        </w:rPr>
+        <w:t xml:space="preserve"> </w:t>
+      </w:r>
+      <w:r>
+        <w:rPr>
+          <w:lang w:val="es-ES"/>
+        </w:rPr>
         <w:t xml:space="preserve">con red específica = ruta estática)</w:t>
       </w:r>
     </w:p>
@@ -321,6 +455,9 @@
         <w:pStyle w:val="Heading2"/>
       </w:pPr>
       <w:r>
+        <w:rPr>
+          <w:lang w:val="es-ES"/>
+        </w:rPr>
         <w:t xml:space="preserve">4. Modos del router</w:t>
       </w:r>
     </w:p>
@@ -332,6 +469,62 @@
           <w:numId w:val="1002"/>
         </w:numPr>
       </w:pPr>
+      <w:r>
+        <w:rPr>
+          <w:lang w:val="es-ES"/>
+        </w:rPr>
+        <w:t xml:space="preserve">b) Usuario (</w:t>
+      </w:r>
+      <w:r>
+        <w:rPr>
+          <w:rStyle w:val="VerbatimChar"/>
+          <w:lang w:val="es-ES"/>
+        </w:rPr>
+        <w:t xml:space="preserve">Router&gt;</w:t>
+      </w:r>
+      <w:r>
+        <w:rPr>
+          <w:lang w:val="es-ES"/>
+        </w:rPr>
+        <w:t xml:space="preserve">)</w:t>
+      </w:r>
+    </w:p>
+    <w:p>
+      <w:pPr>
+        <w:pStyle w:val="Compact"/>
+        <w:numPr>
+          <w:ilvl w:val="0"/>
+          <w:numId w:val="1002"/>
+        </w:numPr>
+      </w:pPr>
+      <w:r>
+        <w:rPr>
+          <w:lang w:val="es-ES"/>
+        </w:rPr>
+        <w:t xml:space="preserve">d) Privilegiado (</w:t>
+      </w:r>
+      <w:r>
+        <w:rPr>
+          <w:rStyle w:val="VerbatimChar"/>
+          <w:lang w:val="es-ES"/>
+        </w:rPr>
+        <w:t xml:space="preserve">Router#</w:t>
+      </w:r>
+      <w:r>
+        <w:rPr>
+          <w:lang w:val="es-ES"/>
+        </w:rPr>
+        <w:t xml:space="preserve">)</w:t>
+      </w:r>
+    </w:p>
+    <w:p>
+      <w:pPr>
+        <w:pStyle w:val="Compact"/>
+        <w:numPr>
+          <w:ilvl w:val="0"/>
+          <w:numId w:val="1002"/>
+        </w:numPr>
+      </w:pPr>
     </w:p>
     <w:p>
       <w:pPr>
@@ -342,15 +535,22 @@
         </w:numPr>
       </w:pPr>
       <w:r>
-        <w:t xml:space="preserve">Usuario (</w:t>
+        <w:rPr>
+          <w:lang w:val="es-ES"/>
+        </w:rPr>
+        <w:t xml:space="preserve">Configuración global (</w:t>
       </w:r>
       <w:r>
         <w:rPr>
           <w:rStyle w:val="VerbatimChar"/>
-        </w:rPr>
-        <w:t xml:space="preserve">Router&gt;</w:t>
-      </w:r>
-      <w:r>
+          <w:lang w:val="es-ES"/>
+        </w:rPr>
+        <w:t xml:space="preserve">Router(config)#</w:t>
+      </w:r>
+      <w:r>
+        <w:rPr>
+          <w:lang w:val="es-ES"/>
+        </w:rPr>
         <w:t xml:space="preserve">)</w:t>
       </w:r>
     </w:p>
@@ -362,26 +562,37 @@
           <w:numId w:val="1002"/>
         </w:numPr>
       </w:pPr>
-    </w:p>
-    <w:p>
-      <w:pPr>
-        <w:pStyle w:val="Compact"/>
-        <w:numPr>
-          <w:ilvl w:val="1"/>
-          <w:numId w:val="1004"/>
-        </w:numPr>
-      </w:pPr>
-      <w:r>
-        <w:t xml:space="preserve">Privilegiado (</w:t>
+      <w:r>
+        <w:rPr>
+          <w:lang w:val="es-ES"/>
+        </w:rPr>
+        <w:t xml:space="preserve">c) Configuración de interfaz (</w:t>
       </w:r>
       <w:r>
         <w:rPr>
           <w:rStyle w:val="VerbatimChar"/>
-        </w:rPr>
-        <w:t xml:space="preserve">Router#</w:t>
-      </w:r>
-      <w:r>
+          <w:lang w:val="es-ES"/>
+        </w:rPr>
+        <w:t xml:space="preserve">Router(config-if)#</w:t>
+      </w:r>
+      <w:r>
+        <w:rPr>
+          <w:lang w:val="es-ES"/>
+        </w:rPr>
         <w:t xml:space="preserve">)</w:t>
+      </w:r>
+    </w:p>
+    <w:bookmarkEnd w:id="13"/>
+    <w:bookmarkStart w:id="14" w:name="anatomía-de-una-ruta"/>
+    <w:p>
+      <w:pPr>
+        <w:pStyle w:val="Heading2"/>
+      </w:pPr>
+      <w:r>
+        <w:rPr>
+          <w:lang w:val="es-ES"/>
+        </w:rPr>
+        <w:t xml:space="preserve">5. Anatomía de una ruta</w:t>
       </w:r>
     </w:p>
     <w:p>
@@ -389,28 +600,45 @@
         <w:pStyle w:val="Compact"/>
         <w:numPr>
           <w:ilvl w:val="0"/>
-          <w:numId w:val="1002"/>
+          <w:numId w:val="1004"/>
         </w:numPr>
       </w:pPr>
-    </w:p>
-    <w:p>
-      <w:pPr>
-        <w:pStyle w:val="Compact"/>
-        <w:numPr>
-          <w:ilvl w:val="1"/>
-          <w:numId w:val="1005"/>
-        </w:numPr>
-      </w:pPr>
-      <w:r>
-        <w:t xml:space="preserve">Configuración global (</w:t>
-      </w:r>
       <w:r>
         <w:rPr>
           <w:rStyle w:val="VerbatimChar"/>
-        </w:rPr>
-        <w:t xml:space="preserve">Router(config)#</w:t>
-      </w:r>
-      <w:r>
+          <w:lang w:val="es-ES"/>
+        </w:rPr>
+        <w:t xml:space="preserve">S</w:t>
+      </w:r>
+      <w:r>
+        <w:rPr>
+          <w:lang w:val="es-ES"/>
+        </w:rPr>
+        <w:t xml:space="preserve"> </w:t>
+      </w:r>
+      <w:r>
+        <w:rPr>
+          <w:lang w:val="es-ES"/>
+        </w:rPr>
+        <w:t xml:space="preserve">→ origen estático (aprendida con</w:t>
+      </w:r>
+      <w:r>
+        <w:rPr>
+          <w:lang w:val="es-ES"/>
+        </w:rPr>
+        <w:t xml:space="preserve"> </w:t>
+      </w:r>
+      <w:r>
+        <w:rPr>
+          <w:rStyle w:val="VerbatimChar"/>
+          <w:lang w:val="es-ES"/>
+        </w:rPr>
+        <w:t xml:space="preserve">ip route</w:t>
+      </w:r>
+      <w:r>
+        <w:rPr>
+          <w:lang w:val="es-ES"/>
+        </w:rPr>
         <w:t xml:space="preserve">)</w:t>
       </w:r>
     </w:p>
@@ -419,39 +647,27 @@
         <w:pStyle w:val="Compact"/>
         <w:numPr>
           <w:ilvl w:val="0"/>
-          <w:numId w:val="1002"/>
+          <w:numId w:val="1004"/>
         </w:numPr>
       </w:pPr>
-    </w:p>
-    <w:p>
-      <w:pPr>
-        <w:pStyle w:val="Compact"/>
-        <w:numPr>
-          <w:ilvl w:val="1"/>
-          <w:numId w:val="1006"/>
-        </w:numPr>
-      </w:pPr>
-      <w:r>
-        <w:t xml:space="preserve">Configuración de interfaz (</w:t>
-      </w:r>
       <w:r>
         <w:rPr>
           <w:rStyle w:val="VerbatimChar"/>
-        </w:rPr>
-        <w:t xml:space="preserve">Router(config-if)#</w:t>
-      </w:r>
-      <w:r>
-        <w:t xml:space="preserve">)</w:t>
-      </w:r>
-    </w:p>
-    <w:bookmarkEnd w:id="13"/>
-    <w:bookmarkStart w:id="14" w:name="anatomía-de-una-ruta"/>
-    <w:p>
-      <w:pPr>
-        <w:pStyle w:val="Heading2"/>
-      </w:pPr>
-      <w:r>
-        <w:t xml:space="preserve">5. Anatomía de una ruta</w:t>
+          <w:lang w:val="es-ES"/>
+        </w:rPr>
+        <w:t xml:space="preserve">192.168.3.0/24</w:t>
+      </w:r>
+      <w:r>
+        <w:rPr>
+          <w:lang w:val="es-ES"/>
+        </w:rPr>
+        <w:t xml:space="preserve"> </w:t>
+      </w:r>
+      <w:r>
+        <w:rPr>
+          <w:lang w:val="es-ES"/>
+        </w:rPr>
+        <w:t xml:space="preserve">→ red destino y su prefijo</w:t>
       </w:r>
     </w:p>
     <w:p>
@@ -459,32 +675,27 @@
         <w:pStyle w:val="Compact"/>
         <w:numPr>
           <w:ilvl w:val="0"/>
-          <w:numId w:val="1007"/>
+          <w:numId w:val="1004"/>
         </w:numPr>
       </w:pPr>
       <w:r>
         <w:rPr>
           <w:rStyle w:val="VerbatimChar"/>
-        </w:rPr>
-        <w:t xml:space="preserve">S</w:t>
-      </w:r>
-      <w:r>
-        <w:t xml:space="preserve"> </w:t>
-      </w:r>
-      <w:r>
-        <w:t xml:space="preserve">→ origen estático (aprendida con</w:t>
-      </w:r>
-      <w:r>
-        <w:t xml:space="preserve"> </w:t>
-      </w:r>
-      <w:r>
-        <w:rPr>
-          <w:rStyle w:val="VerbatimChar"/>
-        </w:rPr>
-        <w:t xml:space="preserve">ip route</w:t>
-      </w:r>
-      <w:r>
-        <w:t xml:space="preserve">)</w:t>
+          <w:lang w:val="es-ES"/>
+        </w:rPr>
+        <w:t xml:space="preserve">[1/0]</w:t>
+      </w:r>
+      <w:r>
+        <w:rPr>
+          <w:lang w:val="es-ES"/>
+        </w:rPr>
+        <w:t xml:space="preserve"> </w:t>
+      </w:r>
+      <w:r>
+        <w:rPr>
+          <w:lang w:val="es-ES"/>
+        </w:rPr>
+        <w:t xml:space="preserve">→ distancia administrativa 1 / métrica 0</w:t>
       </w:r>
     </w:p>
     <w:p>
@@ -492,20 +703,157 @@
         <w:pStyle w:val="Compact"/>
         <w:numPr>
           <w:ilvl w:val="0"/>
-          <w:numId w:val="1007"/>
+          <w:numId w:val="1004"/>
         </w:numPr>
       </w:pPr>
       <w:r>
         <w:rPr>
           <w:rStyle w:val="VerbatimChar"/>
-        </w:rPr>
-        <w:t xml:space="preserve">192.168.3.0/24</w:t>
-      </w:r>
-      <w:r>
-        <w:t xml:space="preserve"> </w:t>
-      </w:r>
-      <w:r>
-        <w:t xml:space="preserve">→ red destino y su prefijo</w:t>
+          <w:lang w:val="es-ES"/>
+        </w:rPr>
+        <w:t xml:space="preserve">via 10.0.0.2</w:t>
+      </w:r>
+      <w:r>
+        <w:rPr>
+          <w:lang w:val="es-ES"/>
+        </w:rPr>
+        <w:t xml:space="preserve"> </w:t>
+      </w:r>
+      <w:r>
+        <w:rPr>
+          <w:lang w:val="es-ES"/>
+        </w:rPr>
+        <w:t xml:space="preserve">→ next-hop: a quién le paso el paquete</w:t>
+      </w:r>
+    </w:p>
+    <w:bookmarkEnd w:id="14"/>
+    <w:bookmarkStart w:id="15" w:name="tu-primera-ruta-estática"/>
+    <w:p>
+      <w:pPr>
+        <w:pStyle w:val="Heading2"/>
+      </w:pPr>
+      <w:r>
+        <w:rPr>
+          <w:lang w:val="es-ES"/>
+        </w:rPr>
+        <w:t xml:space="preserve">6. Tu primera ruta estática</w:t>
+      </w:r>
+    </w:p>
+    <w:p>
+      <w:pPr>
+        <w:pStyle w:val="SourceCode"/>
+      </w:pPr>
+      <w:r>
+        <w:rPr>
+          <w:rStyle w:val="ExtensionTok"/>
+        </w:rPr>
+        <w:t xml:space="preserve">ip</w:t>
+      </w:r>
+      <w:r>
+        <w:rPr>
+          <w:rStyle w:val="NormalTok"/>
+        </w:rPr>
+        <w:t xml:space="preserve"> route 192.168.2.0 255.255.255.0 10.0.0.2</w:t>
+      </w:r>
+    </w:p>
+    <w:p>
+      <w:pPr>
+        <w:pStyle w:val="FirstParagraph"/>
+      </w:pPr>
+      <w:r>
+        <w:rPr>
+          <w:lang w:val="es-ES"/>
+        </w:rPr>
+        <w:t xml:space="preserve">Red destino + máscara + next-hop. Sin el</w:t>
+      </w:r>
+      <w:r>
+        <w:rPr>
+          <w:lang w:val="es-ES"/>
+        </w:rPr>
+        <w:t xml:space="preserve"> </w:t>
+      </w:r>
+      <w:r>
+        <w:rPr>
+          <w:rStyle w:val="VerbatimChar"/>
+          <w:lang w:val="es-ES"/>
+        </w:rPr>
+        <w:t xml:space="preserve">via</w:t>
+      </w:r>
+      <w:r>
+        <w:rPr>
+          <w:lang w:val="es-ES"/>
+        </w:rPr>
+        <w:t xml:space="preserve">: en IOS el next-hop se escribe tal cual al final del comando.</w:t>
+      </w:r>
+    </w:p>
+    <w:bookmarkEnd w:id="15"/>
+    <w:bookmarkStart w:id="16" w:name="ruta-por-defecto-o-ruta-específica"/>
+    <w:p>
+      <w:pPr>
+        <w:pStyle w:val="Heading2"/>
+      </w:pPr>
+      <w:r>
+        <w:rPr>
+          <w:lang w:val="es-ES"/>
+        </w:rPr>
+        <w:t xml:space="preserve">7. ¿Ruta por defecto o ruta específica?</w:t>
+      </w:r>
+    </w:p>
+    <w:p>
+      <w:pPr>
+        <w:pStyle w:val="FirstParagraph"/>
+      </w:pPr>
+      <w:r>
+        <w:rPr>
+          <w:b/>
+          <w:bCs/>
+          <w:lang w:val="es-ES"/>
+        </w:rPr>
+        <w:t xml:space="preserve">Ruta por defecto.</w:t>
+      </w:r>
+      <w:r>
+        <w:rPr>
+          <w:lang w:val="es-ES"/>
+        </w:rPr>
+        <w:t xml:space="preserve"> </w:t>
+      </w:r>
+      <w:r>
+        <w:rPr>
+          <w:lang w:val="es-ES"/>
+        </w:rPr>
+        <w:t xml:space="preserve">Con una única salida, cualquier destino que no sea la LAN propia va a ese next-hop:</w:t>
+      </w:r>
+      <w:r>
+        <w:rPr>
+          <w:lang w:val="es-ES"/>
+        </w:rPr>
+        <w:t xml:space="preserve"> </w:t>
+      </w:r>
+      <w:r>
+        <w:rPr>
+          <w:rStyle w:val="VerbatimChar"/>
+          <w:lang w:val="es-ES"/>
+        </w:rPr>
+        <w:t xml:space="preserve">ip route 0.0.0.0 0.0.0.0 &lt;ip_salida&gt;</w:t>
+      </w:r>
+      <w:r>
+        <w:rPr>
+          <w:lang w:val="es-ES"/>
+        </w:rPr>
+        <w:t xml:space="preserve">. Cincuenta rutas específicas serían 50 líneas que mantener a mano para cubrir lo mismo.</w:t>
+      </w:r>
+    </w:p>
+    <w:bookmarkEnd w:id="16"/>
+    <w:bookmarkStart w:id="17" w:name="verificación"/>
+    <w:p>
+      <w:pPr>
+        <w:pStyle w:val="Heading2"/>
+      </w:pPr>
+      <w:r>
+        <w:rPr>
+          <w:lang w:val="es-ES"/>
+        </w:rPr>
+        <w:t xml:space="preserve">8. Verificación</w:t>
       </w:r>
     </w:p>
     <w:p>
@@ -513,20 +861,27 @@
         <w:pStyle w:val="Compact"/>
         <w:numPr>
           <w:ilvl w:val="0"/>
-          <w:numId w:val="1007"/>
+          <w:numId w:val="1005"/>
         </w:numPr>
       </w:pPr>
       <w:r>
         <w:rPr>
           <w:rStyle w:val="VerbatimChar"/>
-        </w:rPr>
-        <w:t xml:space="preserve">[1/0]</w:t>
-      </w:r>
-      <w:r>
-        <w:t xml:space="preserve"> </w:t>
-      </w:r>
-      <w:r>
-        <w:t xml:space="preserve">→ distancia administrativa 1 / métrica 0</w:t>
+          <w:lang w:val="es-ES"/>
+        </w:rPr>
+        <w:t xml:space="preserve">show running-config | include ip route</w:t>
+      </w:r>
+      <w:r>
+        <w:rPr>
+          <w:lang w:val="es-ES"/>
+        </w:rPr>
+        <w:t xml:space="preserve"> </w:t>
+      </w:r>
+      <w:r>
+        <w:rPr>
+          <w:lang w:val="es-ES"/>
+        </w:rPr>
+        <w:t xml:space="preserve">→ ¿está escrita la ruta? (fallo típico: errata en la IP)</w:t>
       </w:r>
     </w:p>
     <w:p>
@@ -534,117 +889,71 @@
         <w:pStyle w:val="Compact"/>
         <w:numPr>
           <w:ilvl w:val="0"/>
-          <w:numId w:val="1007"/>
+          <w:numId w:val="1005"/>
         </w:numPr>
       </w:pPr>
       <w:r>
         <w:rPr>
           <w:rStyle w:val="VerbatimChar"/>
-        </w:rPr>
-        <w:t xml:space="preserve">via 10.0.0.2</w:t>
-      </w:r>
-      <w:r>
-        <w:t xml:space="preserve"> </w:t>
-      </w:r>
-      <w:r>
-        <w:t xml:space="preserve">→ next-hop: a quién le paso el paquete</w:t>
-      </w:r>
-    </w:p>
-    <w:bookmarkEnd w:id="14"/>
-    <w:bookmarkStart w:id="15" w:name="tu-primera-ruta-estática"/>
-    <w:p>
-      <w:pPr>
-        <w:pStyle w:val="Heading2"/>
-      </w:pPr>
-      <w:r>
-        <w:t xml:space="preserve">6. Tu primera ruta estática</w:t>
-      </w:r>
-    </w:p>
-    <w:p>
-      <w:pPr>
-        <w:pStyle w:val="SourceCode"/>
-      </w:pPr>
-      <w:r>
-        <w:rPr>
-          <w:rStyle w:val="ExtensionTok"/>
-        </w:rPr>
-        <w:t xml:space="preserve">ip</w:t>
-      </w:r>
-      <w:r>
-        <w:rPr>
-          <w:rStyle w:val="NormalTok"/>
-        </w:rPr>
-        <w:t xml:space="preserve"> route 192.168.2.0 255.255.255.0 10.0.0.2</w:t>
-      </w:r>
-    </w:p>
-    <w:p>
-      <w:pPr>
-        <w:pStyle w:val="FirstParagraph"/>
-      </w:pPr>
-      <w:r>
-        <w:t xml:space="preserve">Red destino + máscara + next-hop. Sin el</w:t>
-      </w:r>
-      <w:r>
+          <w:lang w:val="es-ES"/>
+        </w:rPr>
+        <w:t xml:space="preserve">show ip route</w:t>
+      </w:r>
+      <w:r>
+        <w:rPr>
+          <w:lang w:val="es-ES"/>
+        </w:rPr>
+        <w:t xml:space="preserve"> </w:t>
+      </w:r>
+      <w:r>
+        <w:rPr>
+          <w:lang w:val="es-ES"/>
+        </w:rPr>
+        <w:t xml:space="preserve">→ ¿aparece con una</w:t>
+      </w:r>
+      <w:r>
+        <w:rPr>
+          <w:lang w:val="es-ES"/>
+        </w:rPr>
         <w:t xml:space="preserve"> </w:t>
       </w:r>
       <w:r>
         <w:rPr>
           <w:rStyle w:val="VerbatimChar"/>
-        </w:rPr>
-        <w:t xml:space="preserve">via</w:t>
-      </w:r>
-      <w:r>
-        <w:t xml:space="preserve">: en IOS el next-hop se escribe tal cual al final del comando.</w:t>
-      </w:r>
-    </w:p>
-    <w:bookmarkEnd w:id="15"/>
-    <w:bookmarkStart w:id="16" w:name="ruta-por-defecto-o-ruta-específica"/>
-    <w:p>
-      <w:pPr>
-        <w:pStyle w:val="Heading2"/>
-      </w:pPr>
-      <w:r>
-        <w:t xml:space="preserve">7. ¿Ruta por defecto o ruta específica?</w:t>
-      </w:r>
-    </w:p>
-    <w:p>
-      <w:pPr>
-        <w:pStyle w:val="FirstParagraph"/>
-      </w:pPr>
-      <w:r>
-        <w:rPr>
-          <w:b/>
-          <w:bCs/>
-        </w:rPr>
-        <w:t xml:space="preserve">Ruta por defecto.</w:t>
-      </w:r>
-      <w:r>
-        <w:t xml:space="preserve"> </w:t>
-      </w:r>
-      <w:r>
-        <w:t xml:space="preserve">Con una única salida, cualquier destino que no sea la LAN propia va a ese next-hop:</w:t>
-      </w:r>
-      <w:r>
+          <w:lang w:val="es-ES"/>
+        </w:rPr>
+        <w:t xml:space="preserve">S</w:t>
+      </w:r>
+      <w:r>
+        <w:rPr>
+          <w:lang w:val="es-ES"/>
+        </w:rPr>
+        <w:t xml:space="preserve">? Si no aparece, el next-hop es inalcanzable: mira</w:t>
+      </w:r>
+      <w:r>
+        <w:rPr>
+          <w:lang w:val="es-ES"/>
+        </w:rPr>
         <w:t xml:space="preserve"> </w:t>
       </w:r>
       <w:r>
         <w:rPr>
           <w:rStyle w:val="VerbatimChar"/>
-        </w:rPr>
-        <w:t xml:space="preserve">ip route 0.0.0.0 0.0.0.0 &lt;ip_salida&gt;</w:t>
-      </w:r>
-      <w:r>
-        <w:t xml:space="preserve">. Cincuenta rutas específicas serían 50 líneas que mantener a mano para cubrir lo mismo.</w:t>
-      </w:r>
-    </w:p>
-    <w:bookmarkEnd w:id="16"/>
-    <w:bookmarkStart w:id="17" w:name="verificación"/>
-    <w:p>
-      <w:pPr>
-        <w:pStyle w:val="Heading2"/>
-      </w:pPr>
-      <w:r>
-        <w:t xml:space="preserve">8. Verificación</w:t>
+          <w:lang w:val="es-ES"/>
+        </w:rPr>
+        <w:t xml:space="preserve">show ip interface brief</w:t>
+      </w:r>
+      <w:r>
+        <w:rPr>
+          <w:lang w:val="es-ES"/>
+        </w:rPr>
+        <w:t xml:space="preserve"> </w:t>
+      </w:r>
+      <w:r>
+        <w:rPr>
+          <w:lang w:val="es-ES"/>
+        </w:rPr>
+        <w:t xml:space="preserve">(punto 3).</w:t>
       </w:r>
     </w:p>
     <w:p>
@@ -652,100 +961,45 @@
         <w:pStyle w:val="Compact"/>
         <w:numPr>
           <w:ilvl w:val="0"/>
-          <w:numId w:val="1008"/>
+          <w:numId w:val="1005"/>
         </w:numPr>
       </w:pPr>
       <w:r>
         <w:rPr>
           <w:rStyle w:val="VerbatimChar"/>
-        </w:rPr>
-        <w:t xml:space="preserve">show running-config | include ip route</w:t>
-      </w:r>
-      <w:r>
-        <w:t xml:space="preserve"> </w:t>
-      </w:r>
-      <w:r>
-        <w:t xml:space="preserve">→ ¿está escrita la ruta? (fallo típico: errata en la IP)</w:t>
-      </w:r>
-    </w:p>
-    <w:p>
-      <w:pPr>
-        <w:pStyle w:val="Compact"/>
-        <w:numPr>
-          <w:ilvl w:val="0"/>
-          <w:numId w:val="1008"/>
-        </w:numPr>
-      </w:pPr>
+          <w:lang w:val="es-ES"/>
+        </w:rPr>
+        <w:t xml:space="preserve">show ip interface brief</w:t>
+      </w:r>
+      <w:r>
+        <w:rPr>
+          <w:lang w:val="es-ES"/>
+        </w:rPr>
+        <w:t xml:space="preserve"> </w:t>
+      </w:r>
+      <w:r>
+        <w:rPr>
+          <w:lang w:val="es-ES"/>
+        </w:rPr>
+        <w:t xml:space="preserve">→ ¿la interfaz de salida está Up/Up? Si está down/down (cable) o administratively down (falta</w:t>
+      </w:r>
+      <w:r>
+        <w:rPr>
+          <w:lang w:val="es-ES"/>
+        </w:rPr>
+        <w:t xml:space="preserve"> </w:t>
+      </w:r>
       <w:r>
         <w:rPr>
           <w:rStyle w:val="VerbatimChar"/>
-        </w:rPr>
-        <w:t xml:space="preserve">show ip route</w:t>
-      </w:r>
-      <w:r>
-        <w:t xml:space="preserve"> </w:t>
-      </w:r>
-      <w:r>
-        <w:t xml:space="preserve">→ ¿aparece con una</w:t>
-      </w:r>
-      <w:r>
-        <w:t xml:space="preserve"> </w:t>
-      </w:r>
-      <w:r>
-        <w:rPr>
-          <w:rStyle w:val="VerbatimChar"/>
-        </w:rPr>
-        <w:t xml:space="preserve">S</w:t>
-      </w:r>
-      <w:r>
-        <w:t xml:space="preserve">? Si no aparece, el next-hop es inalcanzable: mira</w:t>
-      </w:r>
-      <w:r>
-        <w:t xml:space="preserve"> </w:t>
-      </w:r>
-      <w:r>
-        <w:rPr>
-          <w:rStyle w:val="VerbatimChar"/>
-        </w:rPr>
-        <w:t xml:space="preserve">show ip interface brief</w:t>
-      </w:r>
-      <w:r>
-        <w:t xml:space="preserve"> </w:t>
-      </w:r>
-      <w:r>
-        <w:t xml:space="preserve">(punto 3).</w:t>
-      </w:r>
-    </w:p>
-    <w:p>
-      <w:pPr>
-        <w:pStyle w:val="Compact"/>
-        <w:numPr>
-          <w:ilvl w:val="0"/>
-          <w:numId w:val="1008"/>
-        </w:numPr>
-      </w:pPr>
-      <w:r>
-        <w:rPr>
-          <w:rStyle w:val="VerbatimChar"/>
-        </w:rPr>
-        <w:t xml:space="preserve">show ip interface brief</w:t>
-      </w:r>
-      <w:r>
-        <w:t xml:space="preserve"> </w:t>
-      </w:r>
-      <w:r>
-        <w:t xml:space="preserve">→ ¿la interfaz de salida está Up/Up? Si está down/down (cable) o administratively down (falta</w:t>
-      </w:r>
-      <w:r>
-        <w:t xml:space="preserve"> </w:t>
-      </w:r>
-      <w:r>
-        <w:rPr>
-          <w:rStyle w:val="VerbatimChar"/>
+          <w:lang w:val="es-ES"/>
         </w:rPr>
         <w:t xml:space="preserve">no shutdown</w:t>
       </w:r>
       <w:r>
+        <w:rPr>
+          <w:lang w:val="es-ES"/>
+        </w:rPr>
         <w:t xml:space="preserve">), la ruta no se instala.</w:t>
       </w:r>
     </w:p>
@@ -1031,261 +1285,6 @@
       </w:pPr>
     </w:lvl>
   </w:abstractNum>
-  <w:abstractNum w:abstractNumId="99722">
-    <w:nsid w:val="00A99722"/>
-    <w:multiLevelType w:val="multilevel"/>
-    <w:lvl w:ilvl="0">
-      <w:start w:val="2"/>
-      <w:numFmt w:val="lowerLetter"/>
-      <w:lvlText w:val="%1)"/>
-      <w:lvlJc w:val="left"/>
-      <w:pPr>
-        <w:ind w:left="720" w:hanging="360"/>
-      </w:pPr>
-    </w:lvl>
-    <w:lvl w:ilvl="1">
-      <w:start w:val="2"/>
-      <w:numFmt w:val="lowerLetter"/>
-      <w:lvlText w:val="%2)"/>
-      <w:lvlJc w:val="left"/>
-      <w:pPr>
-        <w:ind w:left="1440" w:hanging="360"/>
-      </w:pPr>
-    </w:lvl>
-    <w:lvl w:ilvl="2">
-      <w:start w:val="2"/>
-      <w:numFmt w:val="lowerLetter"/>
-      <w:lvlText w:val="%3)"/>
-      <w:lvlJc w:val="left"/>
-      <w:pPr>
-        <w:ind w:left="2160" w:hanging="360"/>
-      </w:pPr>
-    </w:lvl>
-    <w:lvl w:ilvl="3">
-      <w:start w:val="2"/>
-      <w:numFmt w:val="lowerLetter"/>
-      <w:lvlText w:val="%4)"/>
-      <w:lvlJc w:val="left"/>
-      <w:pPr>
-        <w:ind w:left="2880" w:hanging="360"/>
-      </w:pPr>
-    </w:lvl>
-    <w:lvl w:ilvl="4">
-      <w:start w:val="2"/>
-      <w:numFmt w:val="lowerLetter"/>
-      <w:lvlText w:val="%5)"/>
-      <w:lvlJc w:val="left"/>
-      <w:pPr>
-        <w:ind w:left="3600" w:hanging="360"/>
-      </w:pPr>
-    </w:lvl>
-    <w:lvl w:ilvl="5">
-      <w:start w:val="2"/>
-      <w:numFmt w:val="lowerLetter"/>
-      <w:lvlText w:val="%6)"/>
-      <w:lvlJc w:val="left"/>
-      <w:pPr>
-        <w:ind w:left="4320" w:hanging="360"/>
-      </w:pPr>
-    </w:lvl>
-    <w:lvl w:ilvl="6">
-      <w:start w:val="2"/>
-      <w:numFmt w:val="lowerLetter"/>
-      <w:lvlText w:val="%7)"/>
-      <w:lvlJc w:val="left"/>
-      <w:pPr>
-        <w:ind w:left="5040" w:hanging="360"/>
-      </w:pPr>
-    </w:lvl>
-    <w:lvl w:ilvl="7">
-      <w:start w:val="2"/>
-      <w:numFmt w:val="lowerLetter"/>
-      <w:lvlText w:val="%8)"/>
-      <w:lvlJc w:val="left"/>
-      <w:pPr>
-        <w:ind w:left="5760" w:hanging="360"/>
-      </w:pPr>
-    </w:lvl>
-    <w:lvl w:ilvl="8">
-      <w:start w:val="2"/>
-      <w:numFmt w:val="lowerLetter"/>
-      <w:lvlText w:val="%9)"/>
-      <w:lvlJc w:val="left"/>
-      <w:pPr>
-        <w:ind w:left="6480" w:hanging="360"/>
-      </w:pPr>
-    </w:lvl>
-  </w:abstractNum>
-  <w:abstractNum w:abstractNumId="99724">
-    <w:nsid w:val="00A99724"/>
-    <w:multiLevelType w:val="multilevel"/>
-    <w:lvl w:ilvl="0">
-      <w:start w:val="4"/>
-      <w:numFmt w:val="lowerLetter"/>
-      <w:lvlText w:val="%1)"/>
-      <w:lvlJc w:val="left"/>
-      <w:pPr>
-        <w:ind w:left="720" w:hanging="360"/>
-      </w:pPr>
-    </w:lvl>
-    <w:lvl w:ilvl="1">
-      <w:start w:val="4"/>
-      <w:numFmt w:val="lowerLetter"/>
-      <w:lvlText w:val="%2)"/>
-      <w:lvlJc w:val="left"/>
-      <w:pPr>
-        <w:ind w:left="1440" w:hanging="360"/>
-      </w:pPr>
-    </w:lvl>
-    <w:lvl w:ilvl="2">
-      <w:start w:val="4"/>
-      <w:numFmt w:val="lowerLetter"/>
-      <w:lvlText w:val="%3)"/>
-      <w:lvlJc w:val="left"/>
-      <w:pPr>
-        <w:ind w:left="2160" w:hanging="360"/>
-      </w:pPr>
-    </w:lvl>
-    <w:lvl w:ilvl="3">
-      <w:start w:val="4"/>
-      <w:numFmt w:val="lowerLetter"/>
-      <w:lvlText w:val="%4)"/>
-      <w:lvlJc w:val="left"/>
-      <w:pPr>
-        <w:ind w:left="2880" w:hanging="360"/>
-      </w:pPr>
-    </w:lvl>
-    <w:lvl w:ilvl="4">
-      <w:start w:val="4"/>
-      <w:numFmt w:val="lowerLetter"/>
-      <w:lvlText w:val="%5)"/>
-      <w:lvlJc w:val="left"/>
-      <w:pPr>
-        <w:ind w:left="3600" w:hanging="360"/>
-      </w:pPr>
-    </w:lvl>
-    <w:lvl w:ilvl="5">
-      <w:start w:val="4"/>
-      <w:numFmt w:val="lowerLetter"/>
-      <w:lvlText w:val="%6)"/>
-      <w:lvlJc w:val="left"/>
-      <w:pPr>
-        <w:ind w:left="4320" w:hanging="360"/>
-      </w:pPr>
-    </w:lvl>
-    <w:lvl w:ilvl="6">
-      <w:start w:val="4"/>
-      <w:numFmt w:val="lowerLetter"/>
-      <w:lvlText w:val="%7)"/>
-      <w:lvlJc w:val="left"/>
-      <w:pPr>
-        <w:ind w:left="5040" w:hanging="360"/>
-      </w:pPr>
-    </w:lvl>
-    <w:lvl w:ilvl="7">
-      <w:start w:val="4"/>
-      <w:numFmt w:val="lowerLetter"/>
-      <w:lvlText w:val="%8)"/>
-      <w:lvlJc w:val="left"/>
-      <w:pPr>
-        <w:ind w:left="5760" w:hanging="360"/>
-      </w:pPr>
-    </w:lvl>
-    <w:lvl w:ilvl="8">
-      <w:start w:val="4"/>
-      <w:numFmt w:val="lowerLetter"/>
-      <w:lvlText w:val="%9)"/>
-      <w:lvlJc w:val="left"/>
-      <w:pPr>
-        <w:ind w:left="6480" w:hanging="360"/>
-      </w:pPr>
-    </w:lvl>
-  </w:abstractNum>
-  <w:abstractNum w:abstractNumId="99723">
-    <w:nsid w:val="00A99723"/>
-    <w:multiLevelType w:val="multilevel"/>
-    <w:lvl w:ilvl="0">
-      <w:start w:val="3"/>
-      <w:numFmt w:val="lowerLetter"/>
-      <w:lvlText w:val="%1)"/>
-      <w:lvlJc w:val="left"/>
-      <w:pPr>
-        <w:ind w:left="720" w:hanging="360"/>
-      </w:pPr>
-    </w:lvl>
-    <w:lvl w:ilvl="1">
-      <w:start w:val="3"/>
-      <w:numFmt w:val="lowerLetter"/>
-      <w:lvlText w:val="%2)"/>
-      <w:lvlJc w:val="left"/>
-      <w:pPr>
-        <w:ind w:left="1440" w:hanging="360"/>
-      </w:pPr>
-    </w:lvl>
-    <w:lvl w:ilvl="2">
-      <w:start w:val="3"/>
-      <w:numFmt w:val="lowerLetter"/>
-      <w:lvlText w:val="%3)"/>
-      <w:lvlJc w:val="left"/>
-      <w:pPr>
-        <w:ind w:left="2160" w:hanging="360"/>
-      </w:pPr>
-    </w:lvl>
-    <w:lvl w:ilvl="3">
-      <w:start w:val="3"/>
-      <w:numFmt w:val="lowerLetter"/>
-      <w:lvlText w:val="%4)"/>
-      <w:lvlJc w:val="left"/>
-      <w:pPr>
-        <w:ind w:left="2880" w:hanging="360"/>
-      </w:pPr>
-    </w:lvl>
-    <w:lvl w:ilvl="4">
-      <w:start w:val="3"/>
-      <w:numFmt w:val="lowerLetter"/>
-      <w:lvlText w:val="%5)"/>
-      <w:lvlJc w:val="left"/>
-      <w:pPr>
-        <w:ind w:left="3600" w:hanging="360"/>
-      </w:pPr>
-    </w:lvl>
-    <w:lvl w:ilvl="5">
-      <w:start w:val="3"/>
-      <w:numFmt w:val="lowerLetter"/>
-      <w:lvlText w:val="%6)"/>
-      <w:lvlJc w:val="left"/>
-      <w:pPr>
-        <w:ind w:left="4320" w:hanging="360"/>
-      </w:pPr>
-    </w:lvl>
-    <w:lvl w:ilvl="6">
-      <w:start w:val="3"/>
-      <w:numFmt w:val="lowerLetter"/>
-      <w:lvlText w:val="%7)"/>
-      <w:lvlJc w:val="left"/>
-      <w:pPr>
-        <w:ind w:left="5040" w:hanging="360"/>
-      </w:pPr>
-    </w:lvl>
-    <w:lvl w:ilvl="7">
-      <w:start w:val="3"/>
-      <w:numFmt w:val="lowerLetter"/>
-      <w:lvlText w:val="%8)"/>
-      <w:lvlJc w:val="left"/>
-      <w:pPr>
-        <w:ind w:left="5760" w:hanging="360"/>
-      </w:pPr>
-    </w:lvl>
-    <w:lvl w:ilvl="8">
-      <w:start w:val="3"/>
-      <w:numFmt w:val="lowerLetter"/>
-      <w:lvlText w:val="%9)"/>
-      <w:lvlJc w:val="left"/>
-      <w:pPr>
-        <w:ind w:left="6480" w:hanging="360"/>
-      </w:pPr>
-    </w:lvl>
-  </w:abstractNum>
   <w:abstractNum w:abstractNumId="991">
     <w:nsid w:val="0000A991"/>
     <w:multiLevelType w:val="multilevel"/>
@@ -1453,129 +1452,39 @@
     </w:lvlOverride>
   </w:num>
   <w:num w:numId="1003">
-    <w:abstractNumId w:val="99722"/>
+    <w:abstractNumId w:val="99721"/>
     <w:lvlOverride w:ilvl="0">
-      <w:startOverride w:val="2"/>
+      <w:startOverride w:val="1"/>
     </w:lvlOverride>
     <w:lvlOverride w:ilvl="1">
-      <w:startOverride w:val="2"/>
+      <w:startOverride w:val="1"/>
     </w:lvlOverride>
     <w:lvlOverride w:ilvl="2">
-      <w:startOverride w:val="2"/>
+      <w:startOverride w:val="1"/>
     </w:lvlOverride>
     <w:lvlOverride w:ilvl="3">
-      <w:startOverride w:val="2"/>
+      <w:startOverride w:val="1"/>
     </w:lvlOverride>
     <w:lvlOverride w:ilvl="4">
-      <w:startOverride w:val="2"/>
+      <w:startOverride w:val="1"/>
     </w:lvlOverride>
     <w:lvlOverride w:ilvl="5">
-      <w:startOverride w:val="2"/>
+      <w:startOverride w:val="1"/>
     </w:lvlOverride>
     <w:lvlOverride w:ilvl="6">
-      <w:startOverride w:val="2"/>
+      <w:startOverride w:val="1"/>
     </w:lvlOverride>
     <w:lvlOverride w:ilvl="7">
-      <w:startOverride w:val="2"/>
+      <w:startOverride w:val="1"/>
     </w:lvlOverride>
     <w:lvlOverride w:ilvl="8">
-      <w:startOverride w:val="2"/>
+      <w:startOverride w:val="1"/>
     </w:lvlOverride>
   </w:num>
   <w:num w:numId="1004">
-    <w:abstractNumId w:val="99724"/>
-    <w:lvlOverride w:ilvl="0">
-      <w:startOverride w:val="4"/>
-    </w:lvlOverride>
-    <w:lvlOverride w:ilvl="1">
-      <w:startOverride w:val="4"/>
-    </w:lvlOverride>
-    <w:lvlOverride w:ilvl="2">
-      <w:startOverride w:val="4"/>
-    </w:lvlOverride>
-    <w:lvlOverride w:ilvl="3">
-      <w:startOverride w:val="4"/>
-    </w:lvlOverride>
-    <w:lvlOverride w:ilvl="4">
-      <w:startOverride w:val="4"/>
-    </w:lvlOverride>
-    <w:lvlOverride w:ilvl="5">
-      <w:startOverride w:val="4"/>
-    </w:lvlOverride>
-    <w:lvlOverride w:ilvl="6">
-      <w:startOverride w:val="4"/>
-    </w:lvlOverride>
-    <w:lvlOverride w:ilvl="7">
-      <w:startOverride w:val="4"/>
-    </w:lvlOverride>
-    <w:lvlOverride w:ilvl="8">
-      <w:startOverride w:val="4"/>
-    </w:lvlOverride>
+    <w:abstractNumId w:val="991"/>
   </w:num>
   <w:num w:numId="1005">
-    <w:abstractNumId w:val="99721"/>
-    <w:lvlOverride w:ilvl="0">
-      <w:startOverride w:val="1"/>
-    </w:lvlOverride>
-    <w:lvlOverride w:ilvl="1">
-      <w:startOverride w:val="1"/>
-    </w:lvlOverride>
-    <w:lvlOverride w:ilvl="2">
-      <w:startOverride w:val="1"/>
-    </w:lvlOverride>
-    <w:lvlOverride w:ilvl="3">
-      <w:startOverride w:val="1"/>
-    </w:lvlOverride>
-    <w:lvlOverride w:ilvl="4">
-      <w:startOverride w:val="1"/>
-    </w:lvlOverride>
-    <w:lvlOverride w:ilvl="5">
-      <w:startOverride w:val="1"/>
-    </w:lvlOverride>
-    <w:lvlOverride w:ilvl="6">
-      <w:startOverride w:val="1"/>
-    </w:lvlOverride>
-    <w:lvlOverride w:ilvl="7">
-      <w:startOverride w:val="1"/>
-    </w:lvlOverride>
-    <w:lvlOverride w:ilvl="8">
-      <w:startOverride w:val="1"/>
-    </w:lvlOverride>
-  </w:num>
-  <w:num w:numId="1006">
-    <w:abstractNumId w:val="99723"/>
-    <w:lvlOverride w:ilvl="0">
-      <w:startOverride w:val="3"/>
-    </w:lvlOverride>
-    <w:lvlOverride w:ilvl="1">
-      <w:startOverride w:val="3"/>
-    </w:lvlOverride>
-    <w:lvlOverride w:ilvl="2">
-      <w:startOverride w:val="3"/>
-    </w:lvlOverride>
-    <w:lvlOverride w:ilvl="3">
-      <w:startOverride w:val="3"/>
-    </w:lvlOverride>
-    <w:lvlOverride w:ilvl="4">
-      <w:startOverride w:val="3"/>
-    </w:lvlOverride>
-    <w:lvlOverride w:ilvl="5">
-      <w:startOverride w:val="3"/>
-    </w:lvlOverride>
-    <w:lvlOverride w:ilvl="6">
-      <w:startOverride w:val="3"/>
-    </w:lvlOverride>
-    <w:lvlOverride w:ilvl="7">
-      <w:startOverride w:val="3"/>
-    </w:lvlOverride>
-    <w:lvlOverride w:ilvl="8">
-      <w:startOverride w:val="3"/>
-    </w:lvlOverride>
-  </w:num>
-  <w:num w:numId="1007">
-    <w:abstractNumId w:val="991"/>
-  </w:num>
-  <w:num w:numId="1008">
     <w:abstractNumId w:val="99411"/>
     <w:lvlOverride w:ilvl="0">
       <w:startOverride w:val="1"/>

--- a/docx/06-enrutamiento-estatico/boletin-U06-inicial-resuelto.docx
+++ b/docx/06-enrutamiento-estatico/boletin-U06-inicial-resuelto.docx
@@ -15,9 +15,6 @@
             <w:pStyle w:val="TOCHeading"/>
           </w:pPr>
           <w:r>
-            <w:rPr>
-              <w:lang w:val="es-ES"/>
-            </w:rPr>
             <w:t xml:space="preserve">Table of Contents</w:t>
           </w:r>
         </w:p>
@@ -37,9 +34,6 @@
         <w:pStyle w:val="Heading1"/>
       </w:pPr>
       <w:r>
-        <w:rPr>
-          <w:lang w:val="es-ES"/>
-        </w:rPr>
         <w:t xml:space="preserve">Boletín UD6 — Inicial (Resuelto)</w:t>
       </w:r>
     </w:p>
@@ -50,9 +44,6 @@
         <w:pStyle w:val="Heading1"/>
       </w:pPr>
       <w:r>
-        <w:rPr>
-          <w:lang w:val="es-ES"/>
-        </w:rPr>
         <w:t xml:space="preserve">✅ Boletín UD6 — Inicial (Resuelto)</w:t>
       </w:r>
     </w:p>
@@ -69,9 +60,6 @@
         <w:pStyle w:val="Heading2"/>
       </w:pPr>
       <w:r>
-        <w:rPr>
-          <w:lang w:val="es-ES"/>
-        </w:rPr>
         <w:t xml:space="preserve">1. Componentes del router</w:t>
       </w:r>
     </w:p>
@@ -80,45 +68,24 @@
         <w:pStyle w:val="FirstParagraph"/>
       </w:pPr>
       <w:r>
-        <w:rPr>
-          <w:lang w:val="es-ES"/>
-        </w:rPr>
         <w:t xml:space="preserve">1 → b (RAM: configuración activa, tabla de rutas)</w:t>
       </w:r>
       <w:r>
-        <w:rPr>
-          <w:lang w:val="es-ES"/>
-        </w:rPr>
-        <w:t xml:space="preserve"> </w:t>
-      </w:r>
-      <w:r>
-        <w:rPr>
-          <w:lang w:val="es-ES"/>
-        </w:rPr>
+        <w:t xml:space="preserve"> </w:t>
+      </w:r>
+      <w:r>
         <w:t xml:space="preserve">2 → c (NVRAM: startup-config)</w:t>
       </w:r>
       <w:r>
-        <w:rPr>
-          <w:lang w:val="es-ES"/>
-        </w:rPr>
-        <w:t xml:space="preserve"> </w:t>
-      </w:r>
-      <w:r>
-        <w:rPr>
-          <w:lang w:val="es-ES"/>
-        </w:rPr>
+        <w:t xml:space="preserve"> </w:t>
+      </w:r>
+      <w:r>
         <w:t xml:space="preserve">3 → a (Flash: IOS)</w:t>
       </w:r>
       <w:r>
-        <w:rPr>
-          <w:lang w:val="es-ES"/>
-        </w:rPr>
-        <w:t xml:space="preserve"> </w:t>
-      </w:r>
-      <w:r>
-        <w:rPr>
-          <w:lang w:val="es-ES"/>
-        </w:rPr>
+        <w:t xml:space="preserve"> </w:t>
+      </w:r>
+      <w:r>
         <w:t xml:space="preserve">4 → d (ROM: ROMMON)</w:t>
       </w:r>
     </w:p>
@@ -129,9 +96,6 @@
         <w:pStyle w:val="Heading2"/>
       </w:pPr>
       <w:r>
-        <w:rPr>
-          <w:lang w:val="es-ES"/>
-        </w:rPr>
         <w:t xml:space="preserve">2. Verdadero o falso</w:t>
       </w:r>
     </w:p>
@@ -147,39 +111,25 @@
         <w:rPr>
           <w:b/>
           <w:bCs/>
-          <w:lang w:val="es-ES"/>
         </w:rPr>
         <w:t xml:space="preserve">Verdadero.</w:t>
       </w:r>
       <w:r>
-        <w:rPr>
-          <w:lang w:val="es-ES"/>
-        </w:rPr>
-        <w:t xml:space="preserve"> </w:t>
-      </w:r>
-      <w:r>
-        <w:rPr>
-          <w:lang w:val="es-ES"/>
-        </w:rPr>
+        <w:t xml:space="preserve"> </w:t>
+      </w:r>
+      <w:r>
         <w:t xml:space="preserve">Las rutas estáticas se configuran con</w:t>
       </w:r>
       <w:r>
-        <w:rPr>
-          <w:lang w:val="es-ES"/>
-        </w:rPr>
         <w:t xml:space="preserve"> </w:t>
       </w:r>
       <w:r>
         <w:rPr>
           <w:rStyle w:val="VerbatimChar"/>
-          <w:lang w:val="es-ES"/>
         </w:rPr>
         <w:t xml:space="preserve">ip route</w:t>
       </w:r>
       <w:r>
-        <w:rPr>
-          <w:lang w:val="es-ES"/>
-        </w:rPr>
         <w:t xml:space="preserve">.</w:t>
       </w:r>
     </w:p>
@@ -195,20 +145,13 @@
         <w:rPr>
           <w:b/>
           <w:bCs/>
-          <w:lang w:val="es-ES"/>
         </w:rPr>
         <w:t xml:space="preserve">Verdadero.</w:t>
       </w:r>
       <w:r>
-        <w:rPr>
-          <w:lang w:val="es-ES"/>
-        </w:rPr>
-        <w:t xml:space="preserve"> </w:t>
-      </w:r>
-      <w:r>
-        <w:rPr>
-          <w:lang w:val="es-ES"/>
-        </w:rPr>
+        <w:t xml:space="preserve"> </w:t>
+      </w:r>
+      <w:r>
         <w:t xml:space="preserve">0.0.0.0/0 es la ruta de último recurso.</w:t>
       </w:r>
     </w:p>
@@ -224,20 +167,13 @@
         <w:rPr>
           <w:b/>
           <w:bCs/>
-          <w:lang w:val="es-ES"/>
         </w:rPr>
         <w:t xml:space="preserve">Falso.</w:t>
       </w:r>
       <w:r>
-        <w:rPr>
-          <w:lang w:val="es-ES"/>
-        </w:rPr>
-        <w:t xml:space="preserve"> </w:t>
-      </w:r>
-      <w:r>
-        <w:rPr>
-          <w:lang w:val="es-ES"/>
-        </w:rPr>
+        <w:t xml:space="preserve"> </w:t>
+      </w:r>
+      <w:r>
         <w:t xml:space="preserve">Si el next-hop es inalcanzable, la ruta NO se instala en la tabla de rutas (aunque la tengas escrita en la config).</w:t>
       </w:r>
     </w:p>
@@ -253,20 +189,13 @@
         <w:rPr>
           <w:b/>
           <w:bCs/>
-          <w:lang w:val="es-ES"/>
         </w:rPr>
         <w:t xml:space="preserve">Verdadero.</w:t>
       </w:r>
       <w:r>
-        <w:rPr>
-          <w:lang w:val="es-ES"/>
-        </w:rPr>
-        <w:t xml:space="preserve"> </w:t>
-      </w:r>
-      <w:r>
-        <w:rPr>
-          <w:lang w:val="es-ES"/>
-        </w:rPr>
+        <w:t xml:space="preserve"> </w:t>
+      </w:r>
+      <w:r>
         <w:t xml:space="preserve">Las rutas estáticas tienen AD 1 y métrica 0.</w:t>
       </w:r>
     </w:p>
@@ -282,33 +211,22 @@
         <w:rPr>
           <w:b/>
           <w:bCs/>
-          <w:lang w:val="es-ES"/>
         </w:rPr>
         <w:t xml:space="preserve">Verdadero.</w:t>
       </w:r>
       <w:r>
-        <w:rPr>
-          <w:lang w:val="es-ES"/>
-        </w:rPr>
         <w:t xml:space="preserve"> </w:t>
       </w:r>
       <w:r>
         <w:rPr>
           <w:rStyle w:val="VerbatimChar"/>
-          <w:lang w:val="es-ES"/>
         </w:rPr>
         <w:t xml:space="preserve">show ip route</w:t>
       </w:r>
       <w:r>
-        <w:rPr>
-          <w:lang w:val="es-ES"/>
-        </w:rPr>
-        <w:t xml:space="preserve"> </w:t>
-      </w:r>
-      <w:r>
-        <w:rPr>
-          <w:lang w:val="es-ES"/>
-        </w:rPr>
+        <w:t xml:space="preserve"> </w:t>
+      </w:r>
+      <w:r>
         <w:t xml:space="preserve">muestra las rutas del router.</w:t>
       </w:r>
     </w:p>
@@ -319,9 +237,6 @@
         <w:pStyle w:val="Heading2"/>
       </w:pPr>
       <w:r>
-        <w:rPr>
-          <w:lang w:val="es-ES"/>
-        </w:rPr>
         <w:t xml:space="preserve">3. ¿Qué comando?</w:t>
       </w:r>
     </w:p>
@@ -330,121 +245,72 @@
         <w:pStyle w:val="FirstParagraph"/>
       </w:pPr>
       <w:r>
-        <w:rPr>
-          <w:lang w:val="es-ES"/>
-        </w:rPr>
         <w:t xml:space="preserve">1 → c (</w:t>
       </w:r>
       <w:r>
         <w:rPr>
           <w:rStyle w:val="VerbatimChar"/>
-          <w:lang w:val="es-ES"/>
         </w:rPr>
         <w:t xml:space="preserve">ip route 0.0.0.0 0.0.0.0</w:t>
       </w:r>
       <w:r>
-        <w:rPr>
-          <w:lang w:val="es-ES"/>
-        </w:rPr>
-        <w:t xml:space="preserve"> </w:t>
-      </w:r>
-      <w:r>
-        <w:rPr>
-          <w:lang w:val="es-ES"/>
-        </w:rPr>
+        <w:t xml:space="preserve"> </w:t>
+      </w:r>
+      <w:r>
         <w:t xml:space="preserve">= ruta por defecto)</w:t>
       </w:r>
       <w:r>
-        <w:rPr>
-          <w:lang w:val="es-ES"/>
-        </w:rPr>
-        <w:t xml:space="preserve"> </w:t>
-      </w:r>
-      <w:r>
-        <w:rPr>
-          <w:lang w:val="es-ES"/>
-        </w:rPr>
+        <w:t xml:space="preserve"> </w:t>
+      </w:r>
+      <w:r>
         <w:t xml:space="preserve">2 → b (</w:t>
       </w:r>
       <w:r>
         <w:rPr>
           <w:rStyle w:val="VerbatimChar"/>
-          <w:lang w:val="es-ES"/>
         </w:rPr>
         <w:t xml:space="preserve">show ip route</w:t>
       </w:r>
       <w:r>
-        <w:rPr>
-          <w:lang w:val="es-ES"/>
-        </w:rPr>
-        <w:t xml:space="preserve"> </w:t>
-      </w:r>
-      <w:r>
-        <w:rPr>
-          <w:lang w:val="es-ES"/>
-        </w:rPr>
+        <w:t xml:space="preserve"> </w:t>
+      </w:r>
+      <w:r>
         <w:t xml:space="preserve">= tabla de rutas)</w:t>
       </w:r>
       <w:r>
-        <w:rPr>
-          <w:lang w:val="es-ES"/>
-        </w:rPr>
-        <w:t xml:space="preserve"> </w:t>
-      </w:r>
-      <w:r>
-        <w:rPr>
-          <w:lang w:val="es-ES"/>
-        </w:rPr>
+        <w:t xml:space="preserve"> </w:t>
+      </w:r>
+      <w:r>
         <w:t xml:space="preserve">3 → a (</w:t>
       </w:r>
       <w:r>
         <w:rPr>
           <w:rStyle w:val="VerbatimChar"/>
-          <w:lang w:val="es-ES"/>
         </w:rPr>
         <w:t xml:space="preserve">show ip interface brief</w:t>
       </w:r>
       <w:r>
-        <w:rPr>
-          <w:lang w:val="es-ES"/>
-        </w:rPr>
-        <w:t xml:space="preserve"> </w:t>
-      </w:r>
-      <w:r>
-        <w:rPr>
-          <w:lang w:val="es-ES"/>
-        </w:rPr>
+        <w:t xml:space="preserve"> </w:t>
+      </w:r>
+      <w:r>
         <w:t xml:space="preserve">= estado de interfaces)</w:t>
       </w:r>
       <w:r>
-        <w:rPr>
-          <w:lang w:val="es-ES"/>
-        </w:rPr>
-        <w:t xml:space="preserve"> </w:t>
-      </w:r>
-      <w:r>
-        <w:rPr>
-          <w:lang w:val="es-ES"/>
-        </w:rPr>
+        <w:t xml:space="preserve"> </w:t>
+      </w:r>
+      <w:r>
         <w:t xml:space="preserve">4 → d (</w:t>
       </w:r>
       <w:r>
         <w:rPr>
           <w:rStyle w:val="VerbatimChar"/>
-          <w:lang w:val="es-ES"/>
         </w:rPr>
         <w:t xml:space="preserve">ip route</w:t>
       </w:r>
       <w:r>
-        <w:rPr>
-          <w:lang w:val="es-ES"/>
-        </w:rPr>
-        <w:t xml:space="preserve"> </w:t>
-      </w:r>
-      <w:r>
-        <w:rPr>
-          <w:lang w:val="es-ES"/>
-        </w:rPr>
+        <w:t xml:space="preserve"> </w:t>
+      </w:r>
+      <w:r>
         <w:t xml:space="preserve">con red específica = ruta estática)</w:t>
       </w:r>
     </w:p>
@@ -455,9 +321,6 @@
         <w:pStyle w:val="Heading2"/>
       </w:pPr>
       <w:r>
-        <w:rPr>
-          <w:lang w:val="es-ES"/>
-        </w:rPr>
         <w:t xml:space="preserve">4. Modos del router</w:t>
       </w:r>
     </w:p>
@@ -469,23 +332,25 @@
           <w:numId w:val="1002"/>
         </w:numPr>
       </w:pPr>
-      <w:r>
-        <w:rPr>
-          <w:lang w:val="es-ES"/>
-        </w:rPr>
-        <w:t xml:space="preserve">b) Usuario (</w:t>
+    </w:p>
+    <w:p>
+      <w:pPr>
+        <w:pStyle w:val="Compact"/>
+        <w:numPr>
+          <w:ilvl w:val="1"/>
+          <w:numId w:val="1003"/>
+        </w:numPr>
+      </w:pPr>
+      <w:r>
+        <w:t xml:space="preserve">Usuario (</w:t>
       </w:r>
       <w:r>
         <w:rPr>
           <w:rStyle w:val="VerbatimChar"/>
-          <w:lang w:val="es-ES"/>
         </w:rPr>
         <w:t xml:space="preserve">Router&gt;</w:t>
       </w:r>
       <w:r>
-        <w:rPr>
-          <w:lang w:val="es-ES"/>
-        </w:rPr>
         <w:t xml:space="preserve">)</w:t>
       </w:r>
     </w:p>
@@ -497,23 +362,25 @@
           <w:numId w:val="1002"/>
         </w:numPr>
       </w:pPr>
-      <w:r>
-        <w:rPr>
-          <w:lang w:val="es-ES"/>
-        </w:rPr>
-        <w:t xml:space="preserve">d) Privilegiado (</w:t>
+    </w:p>
+    <w:p>
+      <w:pPr>
+        <w:pStyle w:val="Compact"/>
+        <w:numPr>
+          <w:ilvl w:val="1"/>
+          <w:numId w:val="1004"/>
+        </w:numPr>
+      </w:pPr>
+      <w:r>
+        <w:t xml:space="preserve">Privilegiado (</w:t>
       </w:r>
       <w:r>
         <w:rPr>
           <w:rStyle w:val="VerbatimChar"/>
-          <w:lang w:val="es-ES"/>
         </w:rPr>
         <w:t xml:space="preserve">Router#</w:t>
       </w:r>
       <w:r>
-        <w:rPr>
-          <w:lang w:val="es-ES"/>
-        </w:rPr>
         <w:t xml:space="preserve">)</w:t>
       </w:r>
     </w:p>
@@ -531,26 +398,19 @@
         <w:pStyle w:val="Compact"/>
         <w:numPr>
           <w:ilvl w:val="1"/>
-          <w:numId w:val="1003"/>
+          <w:numId w:val="1005"/>
         </w:numPr>
       </w:pPr>
       <w:r>
-        <w:rPr>
-          <w:lang w:val="es-ES"/>
-        </w:rPr>
         <w:t xml:space="preserve">Configuración global (</w:t>
       </w:r>
       <w:r>
         <w:rPr>
           <w:rStyle w:val="VerbatimChar"/>
-          <w:lang w:val="es-ES"/>
         </w:rPr>
         <w:t xml:space="preserve">Router(config)#</w:t>
       </w:r>
       <w:r>
-        <w:rPr>
-          <w:lang w:val="es-ES"/>
-        </w:rPr>
         <w:t xml:space="preserve">)</w:t>
       </w:r>
     </w:p>
@@ -562,23 +422,25 @@
           <w:numId w:val="1002"/>
         </w:numPr>
       </w:pPr>
-      <w:r>
-        <w:rPr>
-          <w:lang w:val="es-ES"/>
-        </w:rPr>
-        <w:t xml:space="preserve">c) Configuración de interfaz (</w:t>
+    </w:p>
+    <w:p>
+      <w:pPr>
+        <w:pStyle w:val="Compact"/>
+        <w:numPr>
+          <w:ilvl w:val="1"/>
+          <w:numId w:val="1006"/>
+        </w:numPr>
+      </w:pPr>
+      <w:r>
+        <w:t xml:space="preserve">Configuración de interfaz (</w:t>
       </w:r>
       <w:r>
         <w:rPr>
           <w:rStyle w:val="VerbatimChar"/>
-          <w:lang w:val="es-ES"/>
         </w:rPr>
         <w:t xml:space="preserve">Router(config-if)#</w:t>
       </w:r>
       <w:r>
-        <w:rPr>
-          <w:lang w:val="es-ES"/>
-        </w:rPr>
         <w:t xml:space="preserve">)</w:t>
       </w:r>
     </w:p>
@@ -589,9 +451,6 @@
         <w:pStyle w:val="Heading2"/>
       </w:pPr>
       <w:r>
-        <w:rPr>
-          <w:lang w:val="es-ES"/>
-        </w:rPr>
         <w:t xml:space="preserve">5. Anatomía de una ruta</w:t>
       </w:r>
     </w:p>
@@ -600,45 +459,31 @@
         <w:pStyle w:val="Compact"/>
         <w:numPr>
           <w:ilvl w:val="0"/>
-          <w:numId w:val="1004"/>
+          <w:numId w:val="1007"/>
         </w:numPr>
       </w:pPr>
       <w:r>
         <w:rPr>
           <w:rStyle w:val="VerbatimChar"/>
-          <w:lang w:val="es-ES"/>
         </w:rPr>
         <w:t xml:space="preserve">S</w:t>
       </w:r>
       <w:r>
-        <w:rPr>
-          <w:lang w:val="es-ES"/>
-        </w:rPr>
-        <w:t xml:space="preserve"> </w:t>
-      </w:r>
-      <w:r>
-        <w:rPr>
-          <w:lang w:val="es-ES"/>
-        </w:rPr>
+        <w:t xml:space="preserve"> </w:t>
+      </w:r>
+      <w:r>
         <w:t xml:space="preserve">→ origen estático (aprendida con</w:t>
       </w:r>
       <w:r>
-        <w:rPr>
-          <w:lang w:val="es-ES"/>
-        </w:rPr>
         <w:t xml:space="preserve"> </w:t>
       </w:r>
       <w:r>
         <w:rPr>
           <w:rStyle w:val="VerbatimChar"/>
-          <w:lang w:val="es-ES"/>
         </w:rPr>
         <w:t xml:space="preserve">ip route</w:t>
       </w:r>
       <w:r>
-        <w:rPr>
-          <w:lang w:val="es-ES"/>
-        </w:rPr>
         <w:t xml:space="preserve">)</w:t>
       </w:r>
     </w:p>
@@ -647,26 +492,19 @@
         <w:pStyle w:val="Compact"/>
         <w:numPr>
           <w:ilvl w:val="0"/>
-          <w:numId w:val="1004"/>
+          <w:numId w:val="1007"/>
         </w:numPr>
       </w:pPr>
       <w:r>
         <w:rPr>
           <w:rStyle w:val="VerbatimChar"/>
-          <w:lang w:val="es-ES"/>
         </w:rPr>
         <w:t xml:space="preserve">192.168.3.0/24</w:t>
       </w:r>
       <w:r>
-        <w:rPr>
-          <w:lang w:val="es-ES"/>
-        </w:rPr>
-        <w:t xml:space="preserve"> </w:t>
-      </w:r>
-      <w:r>
-        <w:rPr>
-          <w:lang w:val="es-ES"/>
-        </w:rPr>
+        <w:t xml:space="preserve"> </w:t>
+      </w:r>
+      <w:r>
         <w:t xml:space="preserve">→ red destino y su prefijo</w:t>
       </w:r>
     </w:p>
@@ -675,26 +513,19 @@
         <w:pStyle w:val="Compact"/>
         <w:numPr>
           <w:ilvl w:val="0"/>
-          <w:numId w:val="1004"/>
+          <w:numId w:val="1007"/>
         </w:numPr>
       </w:pPr>
       <w:r>
         <w:rPr>
           <w:rStyle w:val="VerbatimChar"/>
-          <w:lang w:val="es-ES"/>
         </w:rPr>
         <w:t xml:space="preserve">[1/0]</w:t>
       </w:r>
       <w:r>
-        <w:rPr>
-          <w:lang w:val="es-ES"/>
-        </w:rPr>
-        <w:t xml:space="preserve"> </w:t>
-      </w:r>
-      <w:r>
-        <w:rPr>
-          <w:lang w:val="es-ES"/>
-        </w:rPr>
+        <w:t xml:space="preserve"> </w:t>
+      </w:r>
+      <w:r>
         <w:t xml:space="preserve">→ distancia administrativa 1 / métrica 0</w:t>
       </w:r>
     </w:p>
@@ -703,26 +534,19 @@
         <w:pStyle w:val="Compact"/>
         <w:numPr>
           <w:ilvl w:val="0"/>
-          <w:numId w:val="1004"/>
+          <w:numId w:val="1007"/>
         </w:numPr>
       </w:pPr>
       <w:r>
         <w:rPr>
           <w:rStyle w:val="VerbatimChar"/>
-          <w:lang w:val="es-ES"/>
         </w:rPr>
         <w:t xml:space="preserve">via 10.0.0.2</w:t>
       </w:r>
       <w:r>
-        <w:rPr>
-          <w:lang w:val="es-ES"/>
-        </w:rPr>
-        <w:t xml:space="preserve"> </w:t>
-      </w:r>
-      <w:r>
-        <w:rPr>
-          <w:lang w:val="es-ES"/>
-        </w:rPr>
+        <w:t xml:space="preserve"> </w:t>
+      </w:r>
+      <w:r>
         <w:t xml:space="preserve">→ next-hop: a quién le paso el paquete</w:t>
       </w:r>
     </w:p>
@@ -733,9 +557,6 @@
         <w:pStyle w:val="Heading2"/>
       </w:pPr>
       <w:r>
-        <w:rPr>
-          <w:lang w:val="es-ES"/>
-        </w:rPr>
         <w:t xml:space="preserve">6. Tu primera ruta estática</w:t>
       </w:r>
     </w:p>
@@ -761,28 +582,18 @@
         <w:pStyle w:val="FirstParagraph"/>
       </w:pPr>
       <w:r>
-        <w:rPr>
-          <w:lang w:val="es-ES"/>
-        </w:rPr>
         <w:t xml:space="preserve">Red destino + máscara + next-hop. Sin el</w:t>
       </w:r>
       <w:r>
-        <w:rPr>
-          <w:lang w:val="es-ES"/>
-        </w:rPr>
         <w:t xml:space="preserve"> </w:t>
       </w:r>
       <w:r>
         <w:rPr>
           <w:rStyle w:val="VerbatimChar"/>
-          <w:lang w:val="es-ES"/>
         </w:rPr>
         <w:t xml:space="preserve">via</w:t>
       </w:r>
       <w:r>
-        <w:rPr>
-          <w:lang w:val="es-ES"/>
-        </w:rPr>
         <w:t xml:space="preserve">: en IOS el next-hop se escribe tal cual al final del comando.</w:t>
       </w:r>
     </w:p>
@@ -793,9 +604,6 @@
         <w:pStyle w:val="Heading2"/>
       </w:pPr>
       <w:r>
-        <w:rPr>
-          <w:lang w:val="es-ES"/>
-        </w:rPr>
         <w:t xml:space="preserve">7. ¿Ruta por defecto o ruta específica?</w:t>
       </w:r>
     </w:p>
@@ -807,39 +615,25 @@
         <w:rPr>
           <w:b/>
           <w:bCs/>
-          <w:lang w:val="es-ES"/>
         </w:rPr>
         <w:t xml:space="preserve">Ruta por defecto.</w:t>
       </w:r>
       <w:r>
-        <w:rPr>
-          <w:lang w:val="es-ES"/>
-        </w:rPr>
-        <w:t xml:space="preserve"> </w:t>
-      </w:r>
-      <w:r>
-        <w:rPr>
-          <w:lang w:val="es-ES"/>
-        </w:rPr>
+        <w:t xml:space="preserve"> </w:t>
+      </w:r>
+      <w:r>
         <w:t xml:space="preserve">Con una única salida, cualquier destino que no sea la LAN propia va a ese next-hop:</w:t>
       </w:r>
       <w:r>
-        <w:rPr>
-          <w:lang w:val="es-ES"/>
-        </w:rPr>
         <w:t xml:space="preserve"> </w:t>
       </w:r>
       <w:r>
         <w:rPr>
           <w:rStyle w:val="VerbatimChar"/>
-          <w:lang w:val="es-ES"/>
         </w:rPr>
         <w:t xml:space="preserve">ip route 0.0.0.0 0.0.0.0 &lt;ip_salida&gt;</w:t>
       </w:r>
       <w:r>
-        <w:rPr>
-          <w:lang w:val="es-ES"/>
-        </w:rPr>
         <w:t xml:space="preserve">. Cincuenta rutas específicas serían 50 líneas que mantener a mano para cubrir lo mismo.</w:t>
       </w:r>
     </w:p>
@@ -850,9 +644,6 @@
         <w:pStyle w:val="Heading2"/>
       </w:pPr>
       <w:r>
-        <w:rPr>
-          <w:lang w:val="es-ES"/>
-        </w:rPr>
         <w:t xml:space="preserve">8. Verificación</w:t>
       </w:r>
     </w:p>
@@ -861,26 +652,19 @@
         <w:pStyle w:val="Compact"/>
         <w:numPr>
           <w:ilvl w:val="0"/>
-          <w:numId w:val="1005"/>
+          <w:numId w:val="1008"/>
         </w:numPr>
       </w:pPr>
       <w:r>
         <w:rPr>
           <w:rStyle w:val="VerbatimChar"/>
-          <w:lang w:val="es-ES"/>
         </w:rPr>
         <w:t xml:space="preserve">show running-config | include ip route</w:t>
       </w:r>
       <w:r>
-        <w:rPr>
-          <w:lang w:val="es-ES"/>
-        </w:rPr>
-        <w:t xml:space="preserve"> </w:t>
-      </w:r>
-      <w:r>
-        <w:rPr>
-          <w:lang w:val="es-ES"/>
-        </w:rPr>
+        <w:t xml:space="preserve"> </w:t>
+      </w:r>
+      <w:r>
         <w:t xml:space="preserve">→ ¿está escrita la ruta? (fallo típico: errata en la IP)</w:t>
       </w:r>
     </w:p>
@@ -889,70 +673,46 @@
         <w:pStyle w:val="Compact"/>
         <w:numPr>
           <w:ilvl w:val="0"/>
-          <w:numId w:val="1005"/>
+          <w:numId w:val="1008"/>
         </w:numPr>
       </w:pPr>
       <w:r>
         <w:rPr>
           <w:rStyle w:val="VerbatimChar"/>
-          <w:lang w:val="es-ES"/>
         </w:rPr>
         <w:t xml:space="preserve">show ip route</w:t>
       </w:r>
       <w:r>
-        <w:rPr>
-          <w:lang w:val="es-ES"/>
-        </w:rPr>
-        <w:t xml:space="preserve"> </w:t>
-      </w:r>
-      <w:r>
-        <w:rPr>
-          <w:lang w:val="es-ES"/>
-        </w:rPr>
+        <w:t xml:space="preserve"> </w:t>
+      </w:r>
+      <w:r>
         <w:t xml:space="preserve">→ ¿aparece con una</w:t>
       </w:r>
       <w:r>
-        <w:rPr>
-          <w:lang w:val="es-ES"/>
-        </w:rPr>
         <w:t xml:space="preserve"> </w:t>
       </w:r>
       <w:r>
         <w:rPr>
           <w:rStyle w:val="VerbatimChar"/>
-          <w:lang w:val="es-ES"/>
         </w:rPr>
         <w:t xml:space="preserve">S</w:t>
       </w:r>
       <w:r>
-        <w:rPr>
-          <w:lang w:val="es-ES"/>
-        </w:rPr>
         <w:t xml:space="preserve">? Si no aparece, el next-hop es inalcanzable: mira</w:t>
       </w:r>
       <w:r>
-        <w:rPr>
-          <w:lang w:val="es-ES"/>
-        </w:rPr>
         <w:t xml:space="preserve"> </w:t>
       </w:r>
       <w:r>
         <w:rPr>
           <w:rStyle w:val="VerbatimChar"/>
-          <w:lang w:val="es-ES"/>
         </w:rPr>
         <w:t xml:space="preserve">show ip interface brief</w:t>
       </w:r>
       <w:r>
-        <w:rPr>
-          <w:lang w:val="es-ES"/>
-        </w:rPr>
-        <w:t xml:space="preserve"> </w:t>
-      </w:r>
-      <w:r>
-        <w:rPr>
-          <w:lang w:val="es-ES"/>
-        </w:rPr>
+        <w:t xml:space="preserve"> </w:t>
+      </w:r>
+      <w:r>
         <w:t xml:space="preserve">(punto 3).</w:t>
       </w:r>
     </w:p>
@@ -961,45 +721,31 @@
         <w:pStyle w:val="Compact"/>
         <w:numPr>
           <w:ilvl w:val="0"/>
-          <w:numId w:val="1005"/>
+          <w:numId w:val="1008"/>
         </w:numPr>
       </w:pPr>
       <w:r>
         <w:rPr>
           <w:rStyle w:val="VerbatimChar"/>
-          <w:lang w:val="es-ES"/>
         </w:rPr>
         <w:t xml:space="preserve">show ip interface brief</w:t>
       </w:r>
       <w:r>
-        <w:rPr>
-          <w:lang w:val="es-ES"/>
-        </w:rPr>
-        <w:t xml:space="preserve"> </w:t>
-      </w:r>
-      <w:r>
-        <w:rPr>
-          <w:lang w:val="es-ES"/>
-        </w:rPr>
+        <w:t xml:space="preserve"> </w:t>
+      </w:r>
+      <w:r>
         <w:t xml:space="preserve">→ ¿la interfaz de salida está Up/Up? Si está down/down (cable) o administratively down (falta</w:t>
       </w:r>
       <w:r>
-        <w:rPr>
-          <w:lang w:val="es-ES"/>
-        </w:rPr>
         <w:t xml:space="preserve"> </w:t>
       </w:r>
       <w:r>
         <w:rPr>
           <w:rStyle w:val="VerbatimChar"/>
-          <w:lang w:val="es-ES"/>
         </w:rPr>
         <w:t xml:space="preserve">no shutdown</w:t>
       </w:r>
       <w:r>
-        <w:rPr>
-          <w:lang w:val="es-ES"/>
-        </w:rPr>
         <w:t xml:space="preserve">), la ruta no se instala.</w:t>
       </w:r>
     </w:p>
@@ -1285,6 +1031,261 @@
       </w:pPr>
     </w:lvl>
   </w:abstractNum>
+  <w:abstractNum w:abstractNumId="99722">
+    <w:nsid w:val="00A99722"/>
+    <w:multiLevelType w:val="multilevel"/>
+    <w:lvl w:ilvl="0">
+      <w:start w:val="2"/>
+      <w:numFmt w:val="lowerLetter"/>
+      <w:lvlText w:val="%1)"/>
+      <w:lvlJc w:val="left"/>
+      <w:pPr>
+        <w:ind w:left="720" w:hanging="360"/>
+      </w:pPr>
+    </w:lvl>
+    <w:lvl w:ilvl="1">
+      <w:start w:val="2"/>
+      <w:numFmt w:val="lowerLetter"/>
+      <w:lvlText w:val="%2)"/>
+      <w:lvlJc w:val="left"/>
+      <w:pPr>
+        <w:ind w:left="1440" w:hanging="360"/>
+      </w:pPr>
+    </w:lvl>
+    <w:lvl w:ilvl="2">
+      <w:start w:val="2"/>
+      <w:numFmt w:val="lowerLetter"/>
+      <w:lvlText w:val="%3)"/>
+      <w:lvlJc w:val="left"/>
+      <w:pPr>
+        <w:ind w:left="2160" w:hanging="360"/>
+      </w:pPr>
+    </w:lvl>
+    <w:lvl w:ilvl="3">
+      <w:start w:val="2"/>
+      <w:numFmt w:val="lowerLetter"/>
+      <w:lvlText w:val="%4)"/>
+      <w:lvlJc w:val="left"/>
+      <w:pPr>
+        <w:ind w:left="2880" w:hanging="360"/>
+      </w:pPr>
+    </w:lvl>
+    <w:lvl w:ilvl="4">
+      <w:start w:val="2"/>
+      <w:numFmt w:val="lowerLetter"/>
+      <w:lvlText w:val="%5)"/>
+      <w:lvlJc w:val="left"/>
+      <w:pPr>
+        <w:ind w:left="3600" w:hanging="360"/>
+      </w:pPr>
+    </w:lvl>
+    <w:lvl w:ilvl="5">
+      <w:start w:val="2"/>
+      <w:numFmt w:val="lowerLetter"/>
+      <w:lvlText w:val="%6)"/>
+      <w:lvlJc w:val="left"/>
+      <w:pPr>
+        <w:ind w:left="4320" w:hanging="360"/>
+      </w:pPr>
+    </w:lvl>
+    <w:lvl w:ilvl="6">
+      <w:start w:val="2"/>
+      <w:numFmt w:val="lowerLetter"/>
+      <w:lvlText w:val="%7)"/>
+      <w:lvlJc w:val="left"/>
+      <w:pPr>
+        <w:ind w:left="5040" w:hanging="360"/>
+      </w:pPr>
+    </w:lvl>
+    <w:lvl w:ilvl="7">
+      <w:start w:val="2"/>
+      <w:numFmt w:val="lowerLetter"/>
+      <w:lvlText w:val="%8)"/>
+      <w:lvlJc w:val="left"/>
+      <w:pPr>
+        <w:ind w:left="5760" w:hanging="360"/>
+      </w:pPr>
+    </w:lvl>
+    <w:lvl w:ilvl="8">
+      <w:start w:val="2"/>
+      <w:numFmt w:val="lowerLetter"/>
+      <w:lvlText w:val="%9)"/>
+      <w:lvlJc w:val="left"/>
+      <w:pPr>
+        <w:ind w:left="6480" w:hanging="360"/>
+      </w:pPr>
+    </w:lvl>
+  </w:abstractNum>
+  <w:abstractNum w:abstractNumId="99724">
+    <w:nsid w:val="00A99724"/>
+    <w:multiLevelType w:val="multilevel"/>
+    <w:lvl w:ilvl="0">
+      <w:start w:val="4"/>
+      <w:numFmt w:val="lowerLetter"/>
+      <w:lvlText w:val="%1)"/>
+      <w:lvlJc w:val="left"/>
+      <w:pPr>
+        <w:ind w:left="720" w:hanging="360"/>
+      </w:pPr>
+    </w:lvl>
+    <w:lvl w:ilvl="1">
+      <w:start w:val="4"/>
+      <w:numFmt w:val="lowerLetter"/>
+      <w:lvlText w:val="%2)"/>
+      <w:lvlJc w:val="left"/>
+      <w:pPr>
+        <w:ind w:left="1440" w:hanging="360"/>
+      </w:pPr>
+    </w:lvl>
+    <w:lvl w:ilvl="2">
+      <w:start w:val="4"/>
+      <w:numFmt w:val="lowerLetter"/>
+      <w:lvlText w:val="%3)"/>
+      <w:lvlJc w:val="left"/>
+      <w:pPr>
+        <w:ind w:left="2160" w:hanging="360"/>
+      </w:pPr>
+    </w:lvl>
+    <w:lvl w:ilvl="3">
+      <w:start w:val="4"/>
+      <w:numFmt w:val="lowerLetter"/>
+      <w:lvlText w:val="%4)"/>
+      <w:lvlJc w:val="left"/>
+      <w:pPr>
+        <w:ind w:left="2880" w:hanging="360"/>
+      </w:pPr>
+    </w:lvl>
+    <w:lvl w:ilvl="4">
+      <w:start w:val="4"/>
+      <w:numFmt w:val="lowerLetter"/>
+      <w:lvlText w:val="%5)"/>
+      <w:lvlJc w:val="left"/>
+      <w:pPr>
+        <w:ind w:left="3600" w:hanging="360"/>
+      </w:pPr>
+    </w:lvl>
+    <w:lvl w:ilvl="5">
+      <w:start w:val="4"/>
+      <w:numFmt w:val="lowerLetter"/>
+      <w:lvlText w:val="%6)"/>
+      <w:lvlJc w:val="left"/>
+      <w:pPr>
+        <w:ind w:left="4320" w:hanging="360"/>
+      </w:pPr>
+    </w:lvl>
+    <w:lvl w:ilvl="6">
+      <w:start w:val="4"/>
+      <w:numFmt w:val="lowerLetter"/>
+      <w:lvlText w:val="%7)"/>
+      <w:lvlJc w:val="left"/>
+      <w:pPr>
+        <w:ind w:left="5040" w:hanging="360"/>
+      </w:pPr>
+    </w:lvl>
+    <w:lvl w:ilvl="7">
+      <w:start w:val="4"/>
+      <w:numFmt w:val="lowerLetter"/>
+      <w:lvlText w:val="%8)"/>
+      <w:lvlJc w:val="left"/>
+      <w:pPr>
+        <w:ind w:left="5760" w:hanging="360"/>
+      </w:pPr>
+    </w:lvl>
+    <w:lvl w:ilvl="8">
+      <w:start w:val="4"/>
+      <w:numFmt w:val="lowerLetter"/>
+      <w:lvlText w:val="%9)"/>
+      <w:lvlJc w:val="left"/>
+      <w:pPr>
+        <w:ind w:left="6480" w:hanging="360"/>
+      </w:pPr>
+    </w:lvl>
+  </w:abstractNum>
+  <w:abstractNum w:abstractNumId="99723">
+    <w:nsid w:val="00A99723"/>
+    <w:multiLevelType w:val="multilevel"/>
+    <w:lvl w:ilvl="0">
+      <w:start w:val="3"/>
+      <w:numFmt w:val="lowerLetter"/>
+      <w:lvlText w:val="%1)"/>
+      <w:lvlJc w:val="left"/>
+      <w:pPr>
+        <w:ind w:left="720" w:hanging="360"/>
+      </w:pPr>
+    </w:lvl>
+    <w:lvl w:ilvl="1">
+      <w:start w:val="3"/>
+      <w:numFmt w:val="lowerLetter"/>
+      <w:lvlText w:val="%2)"/>
+      <w:lvlJc w:val="left"/>
+      <w:pPr>
+        <w:ind w:left="1440" w:hanging="360"/>
+      </w:pPr>
+    </w:lvl>
+    <w:lvl w:ilvl="2">
+      <w:start w:val="3"/>
+      <w:numFmt w:val="lowerLetter"/>
+      <w:lvlText w:val="%3)"/>
+      <w:lvlJc w:val="left"/>
+      <w:pPr>
+        <w:ind w:left="2160" w:hanging="360"/>
+      </w:pPr>
+    </w:lvl>
+    <w:lvl w:ilvl="3">
+      <w:start w:val="3"/>
+      <w:numFmt w:val="lowerLetter"/>
+      <w:lvlText w:val="%4)"/>
+      <w:lvlJc w:val="left"/>
+      <w:pPr>
+        <w:ind w:left="2880" w:hanging="360"/>
+      </w:pPr>
+    </w:lvl>
+    <w:lvl w:ilvl="4">
+      <w:start w:val="3"/>
+      <w:numFmt w:val="lowerLetter"/>
+      <w:lvlText w:val="%5)"/>
+      <w:lvlJc w:val="left"/>
+      <w:pPr>
+        <w:ind w:left="3600" w:hanging="360"/>
+      </w:pPr>
+    </w:lvl>
+    <w:lvl w:ilvl="5">
+      <w:start w:val="3"/>
+      <w:numFmt w:val="lowerLetter"/>
+      <w:lvlText w:val="%6)"/>
+      <w:lvlJc w:val="left"/>
+      <w:pPr>
+        <w:ind w:left="4320" w:hanging="360"/>
+      </w:pPr>
+    </w:lvl>
+    <w:lvl w:ilvl="6">
+      <w:start w:val="3"/>
+      <w:numFmt w:val="lowerLetter"/>
+      <w:lvlText w:val="%7)"/>
+      <w:lvlJc w:val="left"/>
+      <w:pPr>
+        <w:ind w:left="5040" w:hanging="360"/>
+      </w:pPr>
+    </w:lvl>
+    <w:lvl w:ilvl="7">
+      <w:start w:val="3"/>
+      <w:numFmt w:val="lowerLetter"/>
+      <w:lvlText w:val="%8)"/>
+      <w:lvlJc w:val="left"/>
+      <w:pPr>
+        <w:ind w:left="5760" w:hanging="360"/>
+      </w:pPr>
+    </w:lvl>
+    <w:lvl w:ilvl="8">
+      <w:start w:val="3"/>
+      <w:numFmt w:val="lowerLetter"/>
+      <w:lvlText w:val="%9)"/>
+      <w:lvlJc w:val="left"/>
+      <w:pPr>
+        <w:ind w:left="6480" w:hanging="360"/>
+      </w:pPr>
+    </w:lvl>
+  </w:abstractNum>
   <w:abstractNum w:abstractNumId="991">
     <w:nsid w:val="0000A991"/>
     <w:multiLevelType w:val="multilevel"/>
@@ -1452,6 +1453,66 @@
     </w:lvlOverride>
   </w:num>
   <w:num w:numId="1003">
+    <w:abstractNumId w:val="99722"/>
+    <w:lvlOverride w:ilvl="0">
+      <w:startOverride w:val="2"/>
+    </w:lvlOverride>
+    <w:lvlOverride w:ilvl="1">
+      <w:startOverride w:val="2"/>
+    </w:lvlOverride>
+    <w:lvlOverride w:ilvl="2">
+      <w:startOverride w:val="2"/>
+    </w:lvlOverride>
+    <w:lvlOverride w:ilvl="3">
+      <w:startOverride w:val="2"/>
+    </w:lvlOverride>
+    <w:lvlOverride w:ilvl="4">
+      <w:startOverride w:val="2"/>
+    </w:lvlOverride>
+    <w:lvlOverride w:ilvl="5">
+      <w:startOverride w:val="2"/>
+    </w:lvlOverride>
+    <w:lvlOverride w:ilvl="6">
+      <w:startOverride w:val="2"/>
+    </w:lvlOverride>
+    <w:lvlOverride w:ilvl="7">
+      <w:startOverride w:val="2"/>
+    </w:lvlOverride>
+    <w:lvlOverride w:ilvl="8">
+      <w:startOverride w:val="2"/>
+    </w:lvlOverride>
+  </w:num>
+  <w:num w:numId="1004">
+    <w:abstractNumId w:val="99724"/>
+    <w:lvlOverride w:ilvl="0">
+      <w:startOverride w:val="4"/>
+    </w:lvlOverride>
+    <w:lvlOverride w:ilvl="1">
+      <w:startOverride w:val="4"/>
+    </w:lvlOverride>
+    <w:lvlOverride w:ilvl="2">
+      <w:startOverride w:val="4"/>
+    </w:lvlOverride>
+    <w:lvlOverride w:ilvl="3">
+      <w:startOverride w:val="4"/>
+    </w:lvlOverride>
+    <w:lvlOverride w:ilvl="4">
+      <w:startOverride w:val="4"/>
+    </w:lvlOverride>
+    <w:lvlOverride w:ilvl="5">
+      <w:startOverride w:val="4"/>
+    </w:lvlOverride>
+    <w:lvlOverride w:ilvl="6">
+      <w:startOverride w:val="4"/>
+    </w:lvlOverride>
+    <w:lvlOverride w:ilvl="7">
+      <w:startOverride w:val="4"/>
+    </w:lvlOverride>
+    <w:lvlOverride w:ilvl="8">
+      <w:startOverride w:val="4"/>
+    </w:lvlOverride>
+  </w:num>
+  <w:num w:numId="1005">
     <w:abstractNumId w:val="99721"/>
     <w:lvlOverride w:ilvl="0">
       <w:startOverride w:val="1"/>
@@ -1481,10 +1542,40 @@
       <w:startOverride w:val="1"/>
     </w:lvlOverride>
   </w:num>
-  <w:num w:numId="1004">
+  <w:num w:numId="1006">
+    <w:abstractNumId w:val="99723"/>
+    <w:lvlOverride w:ilvl="0">
+      <w:startOverride w:val="3"/>
+    </w:lvlOverride>
+    <w:lvlOverride w:ilvl="1">
+      <w:startOverride w:val="3"/>
+    </w:lvlOverride>
+    <w:lvlOverride w:ilvl="2">
+      <w:startOverride w:val="3"/>
+    </w:lvlOverride>
+    <w:lvlOverride w:ilvl="3">
+      <w:startOverride w:val="3"/>
+    </w:lvlOverride>
+    <w:lvlOverride w:ilvl="4">
+      <w:startOverride w:val="3"/>
+    </w:lvlOverride>
+    <w:lvlOverride w:ilvl="5">
+      <w:startOverride w:val="3"/>
+    </w:lvlOverride>
+    <w:lvlOverride w:ilvl="6">
+      <w:startOverride w:val="3"/>
+    </w:lvlOverride>
+    <w:lvlOverride w:ilvl="7">
+      <w:startOverride w:val="3"/>
+    </w:lvlOverride>
+    <w:lvlOverride w:ilvl="8">
+      <w:startOverride w:val="3"/>
+    </w:lvlOverride>
+  </w:num>
+  <w:num w:numId="1007">
     <w:abstractNumId w:val="991"/>
   </w:num>
-  <w:num w:numId="1005">
+  <w:num w:numId="1008">
     <w:abstractNumId w:val="99411"/>
     <w:lvlOverride w:ilvl="0">
       <w:startOverride w:val="1"/>

--- a/docx/06-enrutamiento-estatico/boletin-U06-inicial-resuelto.docx
+++ b/docx/06-enrutamiento-estatico/boletin-U06-inicial-resuelto.docx
@@ -28,23 +28,23 @@
         </w:p>
       </w:sdtContent>
     </w:sdt>
-    <w:bookmarkStart w:id="9" w:name="boletín-ud6-inicial-resuelto"/>
+    <w:bookmarkStart w:id="9" w:name="X4d3a4c765e6fdcc39e84362bb34c73cb3f173a5"/>
     <w:p>
       <w:pPr>
         <w:pStyle w:val="Heading1"/>
       </w:pPr>
       <w:r>
-        <w:t xml:space="preserve">Boletín UD6 — Inicial (Resuelto)</w:t>
+        <w:t xml:space="preserve">Boletín de Enrutamiento estático — Inicial (Resuelto)</w:t>
       </w:r>
     </w:p>
     <w:bookmarkEnd w:id="9"/>
-    <w:bookmarkStart w:id="18" w:name="boletín-ud6-inicial-resuelto-1"/>
+    <w:bookmarkStart w:id="18" w:name="Xec08cdd1064a91f6d9fa2e79f0a9ba6af64f38c"/>
     <w:p>
       <w:pPr>
         <w:pStyle w:val="Heading1"/>
       </w:pPr>
       <w:r>
-        <w:t xml:space="preserve">✅ Boletín UD6 — Inicial (Resuelto)</w:t>
+        <w:t xml:space="preserve">✅ Boletín de Enrutamiento estático — Inicial (Resuelto)</w:t>
       </w:r>
     </w:p>
     <w:p>

--- a/docx/06-enrutamiento-estatico/boletin-U06-inicial-resuelto.docx
+++ b/docx/06-enrutamiento-estatico/boletin-U06-inicial-resuelto.docx
@@ -582,7 +582,7 @@
         <w:pStyle w:val="FirstParagraph"/>
       </w:pPr>
       <w:r>
-        <w:t xml:space="preserve">Red destino + máscara + next-hop. Sin el</w:t>
+        <w:t xml:space="preserve">Red destino + máscara + next-hop. En</w:t>
       </w:r>
       <w:r>
         <w:t xml:space="preserve"> </w:t>
@@ -591,10 +591,25 @@
         <w:rPr>
           <w:rStyle w:val="VerbatimChar"/>
         </w:rPr>
-        <w:t xml:space="preserve">via</w:t>
-      </w:r>
-      <w:r>
-        <w:t xml:space="preserve">: en IOS el next-hop se escribe tal cual al final del comando.</w:t>
+        <w:t xml:space="preserve">show ip route</w:t>
+      </w:r>
+      <w:r>
+        <w:t xml:space="preserve"> </w:t>
+      </w:r>
+      <w:r>
+        <w:t xml:space="preserve">la ruta aparece con</w:t>
+      </w:r>
+      <w:r>
+        <w:t xml:space="preserve"> </w:t>
+      </w:r>
+      <w:r>
+        <w:rPr>
+          <w:rStyle w:val="VerbatimChar"/>
+        </w:rPr>
+        <w:t xml:space="preserve">via 10.0.0.2</w:t>
+      </w:r>
+      <w:r>
+        <w:t xml:space="preserve">, pero al configurar no hay ninguna palabra clave: el next-hop va tal cual al final del comando.</w:t>
       </w:r>
     </w:p>
     <w:bookmarkEnd w:id="15"/>
@@ -713,7 +728,7 @@
         <w:t xml:space="preserve"> </w:t>
       </w:r>
       <w:r>
-        <w:t xml:space="preserve">(punto 3).</w:t>
+        <w:t xml:space="preserve">(paso 3).</w:t>
       </w:r>
     </w:p>
     <w:p>
